--- a/Reports/DAT602 Dylan Brodie Milestone 2.docx
+++ b/Reports/DAT602 Dylan Brodie Milestone 2.docx
@@ -28,7 +28,6 @@
         <w:t>Dylan Brodie</w:t>
       </w:r>
     </w:p>
-    <w:p/>
     <w:sdt>
       <w:sdtPr>
         <w:rPr>
@@ -83,7 +82,7 @@
           <w:r>
             <w:fldChar w:fldCharType="separate"/>
           </w:r>
-          <w:hyperlink w:anchor="_Toc242662366" w:history="1">
+          <w:hyperlink w:anchor="_Toc243011934" w:history="1">
             <w:r>
               <w:rPr>
                 <w:rStyle w:val="Hyperlink"/>
@@ -110,7 +109,7 @@
                 <w:noProof/>
                 <w:webHidden/>
               </w:rPr>
-              <w:instrText xml:space="preserve"> PAGEREF _Toc242662366 \h </w:instrText>
+              <w:instrText xml:space="preserve"> PAGEREF _Toc243011934 \h </w:instrText>
             </w:r>
             <w:r>
               <w:rPr>
@@ -153,7 +152,7 @@
               <w:lang w:eastAsia="en-NZ"/>
             </w:rPr>
           </w:pPr>
-          <w:hyperlink w:anchor="_Toc242662367" w:history="1">
+          <w:hyperlink w:anchor="_Toc243011935" w:history="1">
             <w:r>
               <w:rPr>
                 <w:rStyle w:val="Hyperlink"/>
@@ -180,7 +179,7 @@
                 <w:noProof/>
                 <w:webHidden/>
               </w:rPr>
-              <w:instrText xml:space="preserve"> PAGEREF _Toc242662367 \h </w:instrText>
+              <w:instrText xml:space="preserve"> PAGEREF _Toc243011935 \h </w:instrText>
             </w:r>
             <w:r>
               <w:rPr>
@@ -223,7 +222,7 @@
               <w:lang w:eastAsia="en-NZ"/>
             </w:rPr>
           </w:pPr>
-          <w:hyperlink w:anchor="_Toc242662368" w:history="1">
+          <w:hyperlink w:anchor="_Toc243011936" w:history="1">
             <w:r>
               <w:rPr>
                 <w:rStyle w:val="Hyperlink"/>
@@ -250,7 +249,7 @@
                 <w:noProof/>
                 <w:webHidden/>
               </w:rPr>
-              <w:instrText xml:space="preserve"> PAGEREF _Toc242662368 \h </w:instrText>
+              <w:instrText xml:space="preserve"> PAGEREF _Toc243011936 \h </w:instrText>
             </w:r>
             <w:r>
               <w:rPr>
@@ -293,7 +292,7 @@
               <w:lang w:eastAsia="en-NZ"/>
             </w:rPr>
           </w:pPr>
-          <w:hyperlink w:anchor="_Toc242662369" w:history="1">
+          <w:hyperlink w:anchor="_Toc243011937" w:history="1">
             <w:r>
               <w:rPr>
                 <w:rStyle w:val="Hyperlink"/>
@@ -320,7 +319,7 @@
                 <w:noProof/>
                 <w:webHidden/>
               </w:rPr>
-              <w:instrText xml:space="preserve"> PAGEREF _Toc242662369 \h </w:instrText>
+              <w:instrText xml:space="preserve"> PAGEREF _Toc243011937 \h </w:instrText>
             </w:r>
             <w:r>
               <w:rPr>
@@ -363,7 +362,7 @@
               <w:lang w:eastAsia="en-NZ"/>
             </w:rPr>
           </w:pPr>
-          <w:hyperlink w:anchor="_Toc242662370" w:history="1">
+          <w:hyperlink w:anchor="_Toc243011938" w:history="1">
             <w:r>
               <w:rPr>
                 <w:rStyle w:val="Hyperlink"/>
@@ -390,7 +389,7 @@
                 <w:noProof/>
                 <w:webHidden/>
               </w:rPr>
-              <w:instrText xml:space="preserve"> PAGEREF _Toc242662370 \h </w:instrText>
+              <w:instrText xml:space="preserve"> PAGEREF _Toc243011938 \h </w:instrText>
             </w:r>
             <w:r>
               <w:rPr>
@@ -410,7 +409,7 @@
                 <w:noProof/>
                 <w:webHidden/>
               </w:rPr>
-              <w:t>4</w:t>
+              <w:t>5</w:t>
             </w:r>
             <w:r>
               <w:rPr>
@@ -433,7 +432,7 @@
               <w:lang w:eastAsia="en-NZ"/>
             </w:rPr>
           </w:pPr>
-          <w:hyperlink w:anchor="_Toc242662371" w:history="1">
+          <w:hyperlink w:anchor="_Toc243011939" w:history="1">
             <w:r>
               <w:rPr>
                 <w:rStyle w:val="Hyperlink"/>
@@ -460,7 +459,7 @@
                 <w:noProof/>
                 <w:webHidden/>
               </w:rPr>
-              <w:instrText xml:space="preserve"> PAGEREF _Toc242662371 \h </w:instrText>
+              <w:instrText xml:space="preserve"> PAGEREF _Toc243011939 \h </w:instrText>
             </w:r>
             <w:r>
               <w:rPr>
@@ -480,7 +479,7 @@
                 <w:noProof/>
                 <w:webHidden/>
               </w:rPr>
-              <w:t>4</w:t>
+              <w:t>5</w:t>
             </w:r>
             <w:r>
               <w:rPr>
@@ -503,7 +502,7 @@
               <w:lang w:eastAsia="en-NZ"/>
             </w:rPr>
           </w:pPr>
-          <w:hyperlink w:anchor="_Toc242662372" w:history="1">
+          <w:hyperlink w:anchor="_Toc243011940" w:history="1">
             <w:r>
               <w:rPr>
                 <w:rStyle w:val="Hyperlink"/>
@@ -530,7 +529,7 @@
                 <w:noProof/>
                 <w:webHidden/>
               </w:rPr>
-              <w:instrText xml:space="preserve"> PAGEREF _Toc242662372 \h </w:instrText>
+              <w:instrText xml:space="preserve"> PAGEREF _Toc243011940 \h </w:instrText>
             </w:r>
             <w:r>
               <w:rPr>
@@ -550,7 +549,7 @@
                 <w:noProof/>
                 <w:webHidden/>
               </w:rPr>
-              <w:t>4</w:t>
+              <w:t>5</w:t>
             </w:r>
             <w:r>
               <w:rPr>
@@ -573,7 +572,7 @@
               <w:lang w:eastAsia="en-NZ"/>
             </w:rPr>
           </w:pPr>
-          <w:hyperlink w:anchor="_Toc242662373" w:history="1">
+          <w:hyperlink w:anchor="_Toc243011941" w:history="1">
             <w:r>
               <w:rPr>
                 <w:rStyle w:val="Hyperlink"/>
@@ -600,7 +599,7 @@
                 <w:noProof/>
                 <w:webHidden/>
               </w:rPr>
-              <w:instrText xml:space="preserve"> PAGEREF _Toc242662373 \h </w:instrText>
+              <w:instrText xml:space="preserve"> PAGEREF _Toc243011941 \h </w:instrText>
             </w:r>
             <w:r>
               <w:rPr>
@@ -620,7 +619,7 @@
                 <w:noProof/>
                 <w:webHidden/>
               </w:rPr>
-              <w:t>4</w:t>
+              <w:t>5</w:t>
             </w:r>
             <w:r>
               <w:rPr>
@@ -643,7 +642,7 @@
               <w:lang w:eastAsia="en-NZ"/>
             </w:rPr>
           </w:pPr>
-          <w:hyperlink w:anchor="_Toc242662374" w:history="1">
+          <w:hyperlink w:anchor="_Toc243011942" w:history="1">
             <w:r>
               <w:rPr>
                 <w:rStyle w:val="Hyperlink"/>
@@ -670,7 +669,7 @@
                 <w:noProof/>
                 <w:webHidden/>
               </w:rPr>
-              <w:instrText xml:space="preserve"> PAGEREF _Toc242662374 \h </w:instrText>
+              <w:instrText xml:space="preserve"> PAGEREF _Toc243011942 \h </w:instrText>
             </w:r>
             <w:r>
               <w:rPr>
@@ -690,7 +689,7 @@
                 <w:noProof/>
                 <w:webHidden/>
               </w:rPr>
-              <w:t>4</w:t>
+              <w:t>5</w:t>
             </w:r>
             <w:r>
               <w:rPr>
@@ -713,7 +712,7 @@
               <w:lang w:eastAsia="en-NZ"/>
             </w:rPr>
           </w:pPr>
-          <w:hyperlink w:anchor="_Toc242662375" w:history="1">
+          <w:hyperlink w:anchor="_Toc243011943" w:history="1">
             <w:r>
               <w:rPr>
                 <w:rStyle w:val="Hyperlink"/>
@@ -740,7 +739,7 @@
                 <w:noProof/>
                 <w:webHidden/>
               </w:rPr>
-              <w:instrText xml:space="preserve"> PAGEREF _Toc242662375 \h </w:instrText>
+              <w:instrText xml:space="preserve"> PAGEREF _Toc243011943 \h </w:instrText>
             </w:r>
             <w:r>
               <w:rPr>
@@ -760,7 +759,7 @@
                 <w:noProof/>
                 <w:webHidden/>
               </w:rPr>
-              <w:t>4</w:t>
+              <w:t>5</w:t>
             </w:r>
             <w:r>
               <w:rPr>
@@ -783,7 +782,7 @@
               <w:lang w:eastAsia="en-NZ"/>
             </w:rPr>
           </w:pPr>
-          <w:hyperlink w:anchor="_Toc242662376" w:history="1">
+          <w:hyperlink w:anchor="_Toc243011944" w:history="1">
             <w:r>
               <w:rPr>
                 <w:rStyle w:val="Hyperlink"/>
@@ -810,7 +809,7 @@
                 <w:noProof/>
                 <w:webHidden/>
               </w:rPr>
-              <w:instrText xml:space="preserve"> PAGEREF _Toc242662376 \h </w:instrText>
+              <w:instrText xml:space="preserve"> PAGEREF _Toc243011944 \h </w:instrText>
             </w:r>
             <w:r>
               <w:rPr>
@@ -830,7 +829,7 @@
                 <w:noProof/>
                 <w:webHidden/>
               </w:rPr>
-              <w:t>4</w:t>
+              <w:t>5</w:t>
             </w:r>
             <w:r>
               <w:rPr>
@@ -853,7 +852,7 @@
               <w:lang w:eastAsia="en-NZ"/>
             </w:rPr>
           </w:pPr>
-          <w:hyperlink w:anchor="_Toc242662377" w:history="1">
+          <w:hyperlink w:anchor="_Toc243011945" w:history="1">
             <w:r>
               <w:rPr>
                 <w:rStyle w:val="Hyperlink"/>
@@ -880,7 +879,7 @@
                 <w:noProof/>
                 <w:webHidden/>
               </w:rPr>
-              <w:instrText xml:space="preserve"> PAGEREF _Toc242662377 \h </w:instrText>
+              <w:instrText xml:space="preserve"> PAGEREF _Toc243011945 \h </w:instrText>
             </w:r>
             <w:r>
               <w:rPr>
@@ -900,7 +899,7 @@
                 <w:noProof/>
                 <w:webHidden/>
               </w:rPr>
-              <w:t>4</w:t>
+              <w:t>5</w:t>
             </w:r>
             <w:r>
               <w:rPr>
@@ -923,7 +922,7 @@
               <w:lang w:eastAsia="en-NZ"/>
             </w:rPr>
           </w:pPr>
-          <w:hyperlink w:anchor="_Toc242662378" w:history="1">
+          <w:hyperlink w:anchor="_Toc243011946" w:history="1">
             <w:r>
               <w:rPr>
                 <w:rStyle w:val="Hyperlink"/>
@@ -950,7 +949,7 @@
                 <w:noProof/>
                 <w:webHidden/>
               </w:rPr>
-              <w:instrText xml:space="preserve"> PAGEREF _Toc242662378 \h </w:instrText>
+              <w:instrText xml:space="preserve"> PAGEREF _Toc243011946 \h </w:instrText>
             </w:r>
             <w:r>
               <w:rPr>
@@ -970,7 +969,7 @@
                 <w:noProof/>
                 <w:webHidden/>
               </w:rPr>
-              <w:t>4</w:t>
+              <w:t>6</w:t>
             </w:r>
             <w:r>
               <w:rPr>
@@ -993,7 +992,7 @@
               <w:lang w:eastAsia="en-NZ"/>
             </w:rPr>
           </w:pPr>
-          <w:hyperlink w:anchor="_Toc242662379" w:history="1">
+          <w:hyperlink w:anchor="_Toc243011947" w:history="1">
             <w:r>
               <w:rPr>
                 <w:rStyle w:val="Hyperlink"/>
@@ -1020,7 +1019,7 @@
                 <w:noProof/>
                 <w:webHidden/>
               </w:rPr>
-              <w:instrText xml:space="preserve"> PAGEREF _Toc242662379 \h </w:instrText>
+              <w:instrText xml:space="preserve"> PAGEREF _Toc243011947 \h </w:instrText>
             </w:r>
             <w:r>
               <w:rPr>
@@ -1040,7 +1039,7 @@
                 <w:noProof/>
                 <w:webHidden/>
               </w:rPr>
-              <w:t>4</w:t>
+              <w:t>6</w:t>
             </w:r>
             <w:r>
               <w:rPr>
@@ -1063,13 +1062,13 @@
               <w:lang w:eastAsia="en-NZ"/>
             </w:rPr>
           </w:pPr>
-          <w:hyperlink w:anchor="_Toc242662380" w:history="1">
+          <w:hyperlink w:anchor="_Toc243011948" w:history="1">
             <w:r>
               <w:rPr>
                 <w:rStyle w:val="Hyperlink"/>
                 <w:noProof/>
               </w:rPr>
-              <w:t>inventory_move_item</w:t>
+              <w:t>inventory_get</w:t>
             </w:r>
             <w:r>
               <w:rPr>
@@ -1090,7 +1089,7 @@
                 <w:noProof/>
                 <w:webHidden/>
               </w:rPr>
-              <w:instrText xml:space="preserve"> PAGEREF _Toc242662380 \h </w:instrText>
+              <w:instrText xml:space="preserve"> PAGEREF _Toc243011948 \h </w:instrText>
             </w:r>
             <w:r>
               <w:rPr>
@@ -1110,7 +1109,7 @@
                 <w:noProof/>
                 <w:webHidden/>
               </w:rPr>
-              <w:t>4</w:t>
+              <w:t>6</w:t>
             </w:r>
             <w:r>
               <w:rPr>
@@ -1133,13 +1132,13 @@
               <w:lang w:eastAsia="en-NZ"/>
             </w:rPr>
           </w:pPr>
-          <w:hyperlink w:anchor="_Toc242662381" w:history="1">
+          <w:hyperlink w:anchor="_Toc243011949" w:history="1">
             <w:r>
               <w:rPr>
                 <w:rStyle w:val="Hyperlink"/>
                 <w:noProof/>
               </w:rPr>
-              <w:t>inventory_transfer_item</w:t>
+              <w:t>inventory_pickup</w:t>
             </w:r>
             <w:r>
               <w:rPr>
@@ -1160,7 +1159,7 @@
                 <w:noProof/>
                 <w:webHidden/>
               </w:rPr>
-              <w:instrText xml:space="preserve"> PAGEREF _Toc242662381 \h </w:instrText>
+              <w:instrText xml:space="preserve"> PAGEREF _Toc243011949 \h </w:instrText>
             </w:r>
             <w:r>
               <w:rPr>
@@ -1180,7 +1179,7 @@
                 <w:noProof/>
                 <w:webHidden/>
               </w:rPr>
-              <w:t>5</w:t>
+              <w:t>6</w:t>
             </w:r>
             <w:r>
               <w:rPr>
@@ -1203,13 +1202,13 @@
               <w:lang w:eastAsia="en-NZ"/>
             </w:rPr>
           </w:pPr>
-          <w:hyperlink w:anchor="_Toc242662382" w:history="1">
+          <w:hyperlink w:anchor="_Toc243011950" w:history="1">
             <w:r>
               <w:rPr>
                 <w:rStyle w:val="Hyperlink"/>
                 <w:noProof/>
               </w:rPr>
-              <w:t>inventory_pickup</w:t>
+              <w:t>inventory_drop</w:t>
             </w:r>
             <w:r>
               <w:rPr>
@@ -1230,7 +1229,7 @@
                 <w:noProof/>
                 <w:webHidden/>
               </w:rPr>
-              <w:instrText xml:space="preserve"> PAGEREF _Toc242662382 \h </w:instrText>
+              <w:instrText xml:space="preserve"> PAGEREF _Toc243011950 \h </w:instrText>
             </w:r>
             <w:r>
               <w:rPr>
@@ -1250,7 +1249,147 @@
                 <w:noProof/>
                 <w:webHidden/>
               </w:rPr>
-              <w:t>5</w:t>
+              <w:t>6</w:t>
+            </w:r>
+            <w:r>
+              <w:rPr>
+                <w:noProof/>
+                <w:webHidden/>
+              </w:rPr>
+              <w:fldChar w:fldCharType="end"/>
+            </w:r>
+          </w:hyperlink>
+        </w:p>
+        <w:p>
+          <w:pPr>
+            <w:pStyle w:val="TOC2"/>
+            <w:tabs>
+              <w:tab w:val="right" w:leader="dot" w:pos="9016"/>
+            </w:tabs>
+            <w:rPr>
+              <w:rFonts w:eastAsiaTheme="minorEastAsia"/>
+              <w:noProof/>
+              <w:lang w:eastAsia="en-NZ"/>
+            </w:rPr>
+          </w:pPr>
+          <w:hyperlink w:anchor="_Toc243011951" w:history="1">
+            <w:r>
+              <w:rPr>
+                <w:rStyle w:val="Hyperlink"/>
+                <w:noProof/>
+              </w:rPr>
+              <w:t>Movement</w:t>
+            </w:r>
+            <w:r>
+              <w:rPr>
+                <w:noProof/>
+                <w:webHidden/>
+              </w:rPr>
+              <w:tab/>
+            </w:r>
+            <w:r>
+              <w:rPr>
+                <w:noProof/>
+                <w:webHidden/>
+              </w:rPr>
+              <w:fldChar w:fldCharType="begin"/>
+            </w:r>
+            <w:r>
+              <w:rPr>
+                <w:noProof/>
+                <w:webHidden/>
+              </w:rPr>
+              <w:instrText xml:space="preserve"> PAGEREF _Toc243011951 \h </w:instrText>
+            </w:r>
+            <w:r>
+              <w:rPr>
+                <w:noProof/>
+                <w:webHidden/>
+              </w:rPr>
+            </w:r>
+            <w:r>
+              <w:rPr>
+                <w:noProof/>
+                <w:webHidden/>
+              </w:rPr>
+              <w:fldChar w:fldCharType="separate"/>
+            </w:r>
+            <w:r>
+              <w:rPr>
+                <w:noProof/>
+                <w:webHidden/>
+              </w:rPr>
+              <w:t>6</w:t>
+            </w:r>
+            <w:r>
+              <w:rPr>
+                <w:noProof/>
+                <w:webHidden/>
+              </w:rPr>
+              <w:fldChar w:fldCharType="end"/>
+            </w:r>
+          </w:hyperlink>
+        </w:p>
+        <w:p>
+          <w:pPr>
+            <w:pStyle w:val="TOC2"/>
+            <w:tabs>
+              <w:tab w:val="right" w:leader="dot" w:pos="9016"/>
+            </w:tabs>
+            <w:rPr>
+              <w:rFonts w:eastAsiaTheme="minorEastAsia"/>
+              <w:noProof/>
+              <w:lang w:eastAsia="en-NZ"/>
+            </w:rPr>
+          </w:pPr>
+          <w:hyperlink w:anchor="_Toc243011952" w:history="1">
+            <w:r>
+              <w:rPr>
+                <w:rStyle w:val="Hyperlink"/>
+                <w:noProof/>
+              </w:rPr>
+              <w:t>Interaction</w:t>
+            </w:r>
+            <w:r>
+              <w:rPr>
+                <w:noProof/>
+                <w:webHidden/>
+              </w:rPr>
+              <w:tab/>
+            </w:r>
+            <w:r>
+              <w:rPr>
+                <w:noProof/>
+                <w:webHidden/>
+              </w:rPr>
+              <w:fldChar w:fldCharType="begin"/>
+            </w:r>
+            <w:r>
+              <w:rPr>
+                <w:noProof/>
+                <w:webHidden/>
+              </w:rPr>
+              <w:instrText xml:space="preserve"> PAGEREF _Toc243011952 \h </w:instrText>
+            </w:r>
+            <w:r>
+              <w:rPr>
+                <w:noProof/>
+                <w:webHidden/>
+              </w:rPr>
+            </w:r>
+            <w:r>
+              <w:rPr>
+                <w:noProof/>
+                <w:webHidden/>
+              </w:rPr>
+              <w:fldChar w:fldCharType="separate"/>
+            </w:r>
+            <w:r>
+              <w:rPr>
+                <w:noProof/>
+                <w:webHidden/>
+              </w:rPr>
+              <w:t>7</w:t>
             </w:r>
             <w:r>
               <w:rPr>
@@ -1273,13 +1412,13 @@
               <w:lang w:eastAsia="en-NZ"/>
             </w:rPr>
           </w:pPr>
-          <w:hyperlink w:anchor="_Toc242662383" w:history="1">
+          <w:hyperlink w:anchor="_Toc243011953" w:history="1">
             <w:r>
               <w:rPr>
                 <w:rStyle w:val="Hyperlink"/>
                 <w:noProof/>
               </w:rPr>
-              <w:t>inventory_drop</w:t>
+              <w:t>room_get</w:t>
             </w:r>
             <w:r>
               <w:rPr>
@@ -1300,7 +1439,7 @@
                 <w:noProof/>
                 <w:webHidden/>
               </w:rPr>
-              <w:instrText xml:space="preserve"> PAGEREF _Toc242662383 \h </w:instrText>
+              <w:instrText xml:space="preserve"> PAGEREF _Toc243011953 \h </w:instrText>
             </w:r>
             <w:r>
               <w:rPr>
@@ -1320,7 +1459,427 @@
                 <w:noProof/>
                 <w:webHidden/>
               </w:rPr>
-              <w:t>5</w:t>
+              <w:t>7</w:t>
+            </w:r>
+            <w:r>
+              <w:rPr>
+                <w:noProof/>
+                <w:webHidden/>
+              </w:rPr>
+              <w:fldChar w:fldCharType="end"/>
+            </w:r>
+          </w:hyperlink>
+        </w:p>
+        <w:p>
+          <w:pPr>
+            <w:pStyle w:val="TOC3"/>
+            <w:tabs>
+              <w:tab w:val="right" w:leader="dot" w:pos="9016"/>
+            </w:tabs>
+            <w:rPr>
+              <w:rFonts w:eastAsiaTheme="minorEastAsia"/>
+              <w:noProof/>
+              <w:lang w:eastAsia="en-NZ"/>
+            </w:rPr>
+          </w:pPr>
+          <w:hyperlink w:anchor="_Toc243011954" w:history="1">
+            <w:r>
+              <w:rPr>
+                <w:rStyle w:val="Hyperlink"/>
+                <w:noProof/>
+              </w:rPr>
+              <w:t>gameplay_examine_entity</w:t>
+            </w:r>
+            <w:r>
+              <w:rPr>
+                <w:noProof/>
+                <w:webHidden/>
+              </w:rPr>
+              <w:tab/>
+            </w:r>
+            <w:r>
+              <w:rPr>
+                <w:noProof/>
+                <w:webHidden/>
+              </w:rPr>
+              <w:fldChar w:fldCharType="begin"/>
+            </w:r>
+            <w:r>
+              <w:rPr>
+                <w:noProof/>
+                <w:webHidden/>
+              </w:rPr>
+              <w:instrText xml:space="preserve"> PAGEREF _Toc243011954 \h </w:instrText>
+            </w:r>
+            <w:r>
+              <w:rPr>
+                <w:noProof/>
+                <w:webHidden/>
+              </w:rPr>
+            </w:r>
+            <w:r>
+              <w:rPr>
+                <w:noProof/>
+                <w:webHidden/>
+              </w:rPr>
+              <w:fldChar w:fldCharType="separate"/>
+            </w:r>
+            <w:r>
+              <w:rPr>
+                <w:noProof/>
+                <w:webHidden/>
+              </w:rPr>
+              <w:t>7</w:t>
+            </w:r>
+            <w:r>
+              <w:rPr>
+                <w:noProof/>
+                <w:webHidden/>
+              </w:rPr>
+              <w:fldChar w:fldCharType="end"/>
+            </w:r>
+          </w:hyperlink>
+        </w:p>
+        <w:p>
+          <w:pPr>
+            <w:pStyle w:val="TOC3"/>
+            <w:tabs>
+              <w:tab w:val="right" w:leader="dot" w:pos="9016"/>
+            </w:tabs>
+            <w:rPr>
+              <w:rFonts w:eastAsiaTheme="minorEastAsia"/>
+              <w:noProof/>
+              <w:lang w:eastAsia="en-NZ"/>
+            </w:rPr>
+          </w:pPr>
+          <w:hyperlink w:anchor="_Toc243011955" w:history="1">
+            <w:r>
+              <w:rPr>
+                <w:rStyle w:val="Hyperlink"/>
+                <w:noProof/>
+              </w:rPr>
+              <w:t>gameplay_cast_gem</w:t>
+            </w:r>
+            <w:r>
+              <w:rPr>
+                <w:noProof/>
+                <w:webHidden/>
+              </w:rPr>
+              <w:tab/>
+            </w:r>
+            <w:r>
+              <w:rPr>
+                <w:noProof/>
+                <w:webHidden/>
+              </w:rPr>
+              <w:fldChar w:fldCharType="begin"/>
+            </w:r>
+            <w:r>
+              <w:rPr>
+                <w:noProof/>
+                <w:webHidden/>
+              </w:rPr>
+              <w:instrText xml:space="preserve"> PAGEREF _Toc243011955 \h </w:instrText>
+            </w:r>
+            <w:r>
+              <w:rPr>
+                <w:noProof/>
+                <w:webHidden/>
+              </w:rPr>
+            </w:r>
+            <w:r>
+              <w:rPr>
+                <w:noProof/>
+                <w:webHidden/>
+              </w:rPr>
+              <w:fldChar w:fldCharType="separate"/>
+            </w:r>
+            <w:r>
+              <w:rPr>
+                <w:noProof/>
+                <w:webHidden/>
+              </w:rPr>
+              <w:t>7</w:t>
+            </w:r>
+            <w:r>
+              <w:rPr>
+                <w:noProof/>
+                <w:webHidden/>
+              </w:rPr>
+              <w:fldChar w:fldCharType="end"/>
+            </w:r>
+          </w:hyperlink>
+        </w:p>
+        <w:p>
+          <w:pPr>
+            <w:pStyle w:val="TOC3"/>
+            <w:tabs>
+              <w:tab w:val="right" w:leader="dot" w:pos="9016"/>
+            </w:tabs>
+            <w:rPr>
+              <w:rFonts w:eastAsiaTheme="minorEastAsia"/>
+              <w:noProof/>
+              <w:lang w:eastAsia="en-NZ"/>
+            </w:rPr>
+          </w:pPr>
+          <w:hyperlink w:anchor="_Toc243011956" w:history="1">
+            <w:r>
+              <w:rPr>
+                <w:rStyle w:val="Hyperlink"/>
+                <w:noProof/>
+              </w:rPr>
+              <w:t>gameplay_unlock_door</w:t>
+            </w:r>
+            <w:r>
+              <w:rPr>
+                <w:noProof/>
+                <w:webHidden/>
+              </w:rPr>
+              <w:tab/>
+            </w:r>
+            <w:r>
+              <w:rPr>
+                <w:noProof/>
+                <w:webHidden/>
+              </w:rPr>
+              <w:fldChar w:fldCharType="begin"/>
+            </w:r>
+            <w:r>
+              <w:rPr>
+                <w:noProof/>
+                <w:webHidden/>
+              </w:rPr>
+              <w:instrText xml:space="preserve"> PAGEREF _Toc243011956 \h </w:instrText>
+            </w:r>
+            <w:r>
+              <w:rPr>
+                <w:noProof/>
+                <w:webHidden/>
+              </w:rPr>
+            </w:r>
+            <w:r>
+              <w:rPr>
+                <w:noProof/>
+                <w:webHidden/>
+              </w:rPr>
+              <w:fldChar w:fldCharType="separate"/>
+            </w:r>
+            <w:r>
+              <w:rPr>
+                <w:noProof/>
+                <w:webHidden/>
+              </w:rPr>
+              <w:t>7</w:t>
+            </w:r>
+            <w:r>
+              <w:rPr>
+                <w:noProof/>
+                <w:webHidden/>
+              </w:rPr>
+              <w:fldChar w:fldCharType="end"/>
+            </w:r>
+          </w:hyperlink>
+        </w:p>
+        <w:p>
+          <w:pPr>
+            <w:pStyle w:val="TOC3"/>
+            <w:tabs>
+              <w:tab w:val="right" w:leader="dot" w:pos="9016"/>
+            </w:tabs>
+            <w:rPr>
+              <w:rFonts w:eastAsiaTheme="minorEastAsia"/>
+              <w:noProof/>
+              <w:lang w:eastAsia="en-NZ"/>
+            </w:rPr>
+          </w:pPr>
+          <w:hyperlink w:anchor="_Toc243011957" w:history="1">
+            <w:r>
+              <w:rPr>
+                <w:rStyle w:val="Hyperlink"/>
+                <w:noProof/>
+              </w:rPr>
+              <w:t>gameplay_unlock_chest</w:t>
+            </w:r>
+            <w:r>
+              <w:rPr>
+                <w:noProof/>
+                <w:webHidden/>
+              </w:rPr>
+              <w:tab/>
+            </w:r>
+            <w:r>
+              <w:rPr>
+                <w:noProof/>
+                <w:webHidden/>
+              </w:rPr>
+              <w:fldChar w:fldCharType="begin"/>
+            </w:r>
+            <w:r>
+              <w:rPr>
+                <w:noProof/>
+                <w:webHidden/>
+              </w:rPr>
+              <w:instrText xml:space="preserve"> PAGEREF _Toc243011957 \h </w:instrText>
+            </w:r>
+            <w:r>
+              <w:rPr>
+                <w:noProof/>
+                <w:webHidden/>
+              </w:rPr>
+            </w:r>
+            <w:r>
+              <w:rPr>
+                <w:noProof/>
+                <w:webHidden/>
+              </w:rPr>
+              <w:fldChar w:fldCharType="separate"/>
+            </w:r>
+            <w:r>
+              <w:rPr>
+                <w:noProof/>
+                <w:webHidden/>
+              </w:rPr>
+              <w:t>7</w:t>
+            </w:r>
+            <w:r>
+              <w:rPr>
+                <w:noProof/>
+                <w:webHidden/>
+              </w:rPr>
+              <w:fldChar w:fldCharType="end"/>
+            </w:r>
+          </w:hyperlink>
+        </w:p>
+        <w:p>
+          <w:pPr>
+            <w:pStyle w:val="TOC3"/>
+            <w:tabs>
+              <w:tab w:val="right" w:leader="dot" w:pos="9016"/>
+            </w:tabs>
+            <w:rPr>
+              <w:rFonts w:eastAsiaTheme="minorEastAsia"/>
+              <w:noProof/>
+              <w:lang w:eastAsia="en-NZ"/>
+            </w:rPr>
+          </w:pPr>
+          <w:hyperlink w:anchor="_Toc243011958" w:history="1">
+            <w:r>
+              <w:rPr>
+                <w:rStyle w:val="Hyperlink"/>
+                <w:noProof/>
+              </w:rPr>
+              <w:t>shop_view</w:t>
+            </w:r>
+            <w:r>
+              <w:rPr>
+                <w:noProof/>
+                <w:webHidden/>
+              </w:rPr>
+              <w:tab/>
+            </w:r>
+            <w:r>
+              <w:rPr>
+                <w:noProof/>
+                <w:webHidden/>
+              </w:rPr>
+              <w:fldChar w:fldCharType="begin"/>
+            </w:r>
+            <w:r>
+              <w:rPr>
+                <w:noProof/>
+                <w:webHidden/>
+              </w:rPr>
+              <w:instrText xml:space="preserve"> PAGEREF _Toc243011958 \h </w:instrText>
+            </w:r>
+            <w:r>
+              <w:rPr>
+                <w:noProof/>
+                <w:webHidden/>
+              </w:rPr>
+            </w:r>
+            <w:r>
+              <w:rPr>
+                <w:noProof/>
+                <w:webHidden/>
+              </w:rPr>
+              <w:fldChar w:fldCharType="separate"/>
+            </w:r>
+            <w:r>
+              <w:rPr>
+                <w:noProof/>
+                <w:webHidden/>
+              </w:rPr>
+              <w:t>7</w:t>
+            </w:r>
+            <w:r>
+              <w:rPr>
+                <w:noProof/>
+                <w:webHidden/>
+              </w:rPr>
+              <w:fldChar w:fldCharType="end"/>
+            </w:r>
+          </w:hyperlink>
+        </w:p>
+        <w:p>
+          <w:pPr>
+            <w:pStyle w:val="TOC3"/>
+            <w:tabs>
+              <w:tab w:val="right" w:leader="dot" w:pos="9016"/>
+            </w:tabs>
+            <w:rPr>
+              <w:rFonts w:eastAsiaTheme="minorEastAsia"/>
+              <w:noProof/>
+              <w:lang w:eastAsia="en-NZ"/>
+            </w:rPr>
+          </w:pPr>
+          <w:hyperlink w:anchor="_Toc243011959" w:history="1">
+            <w:r>
+              <w:rPr>
+                <w:rStyle w:val="Hyperlink"/>
+                <w:noProof/>
+              </w:rPr>
+              <w:t>shop_purchase</w:t>
+            </w:r>
+            <w:r>
+              <w:rPr>
+                <w:noProof/>
+                <w:webHidden/>
+              </w:rPr>
+              <w:tab/>
+            </w:r>
+            <w:r>
+              <w:rPr>
+                <w:noProof/>
+                <w:webHidden/>
+              </w:rPr>
+              <w:fldChar w:fldCharType="begin"/>
+            </w:r>
+            <w:r>
+              <w:rPr>
+                <w:noProof/>
+                <w:webHidden/>
+              </w:rPr>
+              <w:instrText xml:space="preserve"> PAGEREF _Toc243011959 \h </w:instrText>
+            </w:r>
+            <w:r>
+              <w:rPr>
+                <w:noProof/>
+                <w:webHidden/>
+              </w:rPr>
+            </w:r>
+            <w:r>
+              <w:rPr>
+                <w:noProof/>
+                <w:webHidden/>
+              </w:rPr>
+              <w:fldChar w:fldCharType="separate"/>
+            </w:r>
+            <w:r>
+              <w:rPr>
+                <w:noProof/>
+                <w:webHidden/>
+              </w:rPr>
+              <w:t>7</w:t>
             </w:r>
             <w:r>
               <w:rPr>
@@ -1343,13 +1902,13 @@
               <w:lang w:eastAsia="en-NZ"/>
             </w:rPr>
           </w:pPr>
-          <w:hyperlink w:anchor="_Toc242662384" w:history="1">
+          <w:hyperlink w:anchor="_Toc243011960" w:history="1">
             <w:r>
               <w:rPr>
                 <w:rStyle w:val="Hyperlink"/>
                 <w:noProof/>
               </w:rPr>
-              <w:t>Movement</w:t>
+              <w:t>Game Engine</w:t>
             </w:r>
             <w:r>
               <w:rPr>
@@ -1370,7 +1929,7 @@
                 <w:noProof/>
                 <w:webHidden/>
               </w:rPr>
-              <w:instrText xml:space="preserve"> PAGEREF _Toc242662384 \h </w:instrText>
+              <w:instrText xml:space="preserve"> PAGEREF _Toc243011960 \h </w:instrText>
             </w:r>
             <w:r>
               <w:rPr>
@@ -1390,7 +1949,427 @@
                 <w:noProof/>
                 <w:webHidden/>
               </w:rPr>
-              <w:t>5</w:t>
+              <w:t>7</w:t>
+            </w:r>
+            <w:r>
+              <w:rPr>
+                <w:noProof/>
+                <w:webHidden/>
+              </w:rPr>
+              <w:fldChar w:fldCharType="end"/>
+            </w:r>
+          </w:hyperlink>
+        </w:p>
+        <w:p>
+          <w:pPr>
+            <w:pStyle w:val="TOC3"/>
+            <w:tabs>
+              <w:tab w:val="right" w:leader="dot" w:pos="9016"/>
+            </w:tabs>
+            <w:rPr>
+              <w:rFonts w:eastAsiaTheme="minorEastAsia"/>
+              <w:noProof/>
+              <w:lang w:eastAsia="en-NZ"/>
+            </w:rPr>
+          </w:pPr>
+          <w:hyperlink w:anchor="_Toc243011961" w:history="1">
+            <w:r>
+              <w:rPr>
+                <w:rStyle w:val="Hyperlink"/>
+                <w:noProof/>
+              </w:rPr>
+              <w:t>game_generate_cave</w:t>
+            </w:r>
+            <w:r>
+              <w:rPr>
+                <w:noProof/>
+                <w:webHidden/>
+              </w:rPr>
+              <w:tab/>
+            </w:r>
+            <w:r>
+              <w:rPr>
+                <w:noProof/>
+                <w:webHidden/>
+              </w:rPr>
+              <w:fldChar w:fldCharType="begin"/>
+            </w:r>
+            <w:r>
+              <w:rPr>
+                <w:noProof/>
+                <w:webHidden/>
+              </w:rPr>
+              <w:instrText xml:space="preserve"> PAGEREF _Toc243011961 \h </w:instrText>
+            </w:r>
+            <w:r>
+              <w:rPr>
+                <w:noProof/>
+                <w:webHidden/>
+              </w:rPr>
+            </w:r>
+            <w:r>
+              <w:rPr>
+                <w:noProof/>
+                <w:webHidden/>
+              </w:rPr>
+              <w:fldChar w:fldCharType="separate"/>
+            </w:r>
+            <w:r>
+              <w:rPr>
+                <w:noProof/>
+                <w:webHidden/>
+              </w:rPr>
+              <w:t>7</w:t>
+            </w:r>
+            <w:r>
+              <w:rPr>
+                <w:noProof/>
+                <w:webHidden/>
+              </w:rPr>
+              <w:fldChar w:fldCharType="end"/>
+            </w:r>
+          </w:hyperlink>
+        </w:p>
+        <w:p>
+          <w:pPr>
+            <w:pStyle w:val="TOC3"/>
+            <w:tabs>
+              <w:tab w:val="right" w:leader="dot" w:pos="9016"/>
+            </w:tabs>
+            <w:rPr>
+              <w:rFonts w:eastAsiaTheme="minorEastAsia"/>
+              <w:noProof/>
+              <w:lang w:eastAsia="en-NZ"/>
+            </w:rPr>
+          </w:pPr>
+          <w:hyperlink w:anchor="_Toc243011962" w:history="1">
+            <w:r>
+              <w:rPr>
+                <w:rStyle w:val="Hyperlink"/>
+                <w:noProof/>
+              </w:rPr>
+              <w:t>game_process_tick</w:t>
+            </w:r>
+            <w:r>
+              <w:rPr>
+                <w:noProof/>
+                <w:webHidden/>
+              </w:rPr>
+              <w:tab/>
+            </w:r>
+            <w:r>
+              <w:rPr>
+                <w:noProof/>
+                <w:webHidden/>
+              </w:rPr>
+              <w:fldChar w:fldCharType="begin"/>
+            </w:r>
+            <w:r>
+              <w:rPr>
+                <w:noProof/>
+                <w:webHidden/>
+              </w:rPr>
+              <w:instrText xml:space="preserve"> PAGEREF _Toc243011962 \h </w:instrText>
+            </w:r>
+            <w:r>
+              <w:rPr>
+                <w:noProof/>
+                <w:webHidden/>
+              </w:rPr>
+            </w:r>
+            <w:r>
+              <w:rPr>
+                <w:noProof/>
+                <w:webHidden/>
+              </w:rPr>
+              <w:fldChar w:fldCharType="separate"/>
+            </w:r>
+            <w:r>
+              <w:rPr>
+                <w:noProof/>
+                <w:webHidden/>
+              </w:rPr>
+              <w:t>7</w:t>
+            </w:r>
+            <w:r>
+              <w:rPr>
+                <w:noProof/>
+                <w:webHidden/>
+              </w:rPr>
+              <w:fldChar w:fldCharType="end"/>
+            </w:r>
+          </w:hyperlink>
+        </w:p>
+        <w:p>
+          <w:pPr>
+            <w:pStyle w:val="TOC3"/>
+            <w:tabs>
+              <w:tab w:val="right" w:leader="dot" w:pos="9016"/>
+            </w:tabs>
+            <w:rPr>
+              <w:rFonts w:eastAsiaTheme="minorEastAsia"/>
+              <w:noProof/>
+              <w:lang w:eastAsia="en-NZ"/>
+            </w:rPr>
+          </w:pPr>
+          <w:hyperlink w:anchor="_Toc243011963" w:history="1">
+            <w:r>
+              <w:rPr>
+                <w:rStyle w:val="Hyperlink"/>
+                <w:noProof/>
+              </w:rPr>
+              <w:t>game_process_npc</w:t>
+            </w:r>
+            <w:r>
+              <w:rPr>
+                <w:noProof/>
+                <w:webHidden/>
+              </w:rPr>
+              <w:tab/>
+            </w:r>
+            <w:r>
+              <w:rPr>
+                <w:noProof/>
+                <w:webHidden/>
+              </w:rPr>
+              <w:fldChar w:fldCharType="begin"/>
+            </w:r>
+            <w:r>
+              <w:rPr>
+                <w:noProof/>
+                <w:webHidden/>
+              </w:rPr>
+              <w:instrText xml:space="preserve"> PAGEREF _Toc243011963 \h </w:instrText>
+            </w:r>
+            <w:r>
+              <w:rPr>
+                <w:noProof/>
+                <w:webHidden/>
+              </w:rPr>
+            </w:r>
+            <w:r>
+              <w:rPr>
+                <w:noProof/>
+                <w:webHidden/>
+              </w:rPr>
+              <w:fldChar w:fldCharType="separate"/>
+            </w:r>
+            <w:r>
+              <w:rPr>
+                <w:noProof/>
+                <w:webHidden/>
+              </w:rPr>
+              <w:t>7</w:t>
+            </w:r>
+            <w:r>
+              <w:rPr>
+                <w:noProof/>
+                <w:webHidden/>
+              </w:rPr>
+              <w:fldChar w:fldCharType="end"/>
+            </w:r>
+          </w:hyperlink>
+        </w:p>
+        <w:p>
+          <w:pPr>
+            <w:pStyle w:val="TOC3"/>
+            <w:tabs>
+              <w:tab w:val="right" w:leader="dot" w:pos="9016"/>
+            </w:tabs>
+            <w:rPr>
+              <w:rFonts w:eastAsiaTheme="minorEastAsia"/>
+              <w:noProof/>
+              <w:lang w:eastAsia="en-NZ"/>
+            </w:rPr>
+          </w:pPr>
+          <w:hyperlink w:anchor="_Toc243011964" w:history="1">
+            <w:r>
+              <w:rPr>
+                <w:rStyle w:val="Hyperlink"/>
+                <w:noProof/>
+              </w:rPr>
+              <w:t>game_populate_room_layout</w:t>
+            </w:r>
+            <w:r>
+              <w:rPr>
+                <w:noProof/>
+                <w:webHidden/>
+              </w:rPr>
+              <w:tab/>
+            </w:r>
+            <w:r>
+              <w:rPr>
+                <w:noProof/>
+                <w:webHidden/>
+              </w:rPr>
+              <w:fldChar w:fldCharType="begin"/>
+            </w:r>
+            <w:r>
+              <w:rPr>
+                <w:noProof/>
+                <w:webHidden/>
+              </w:rPr>
+              <w:instrText xml:space="preserve"> PAGEREF _Toc243011964 \h </w:instrText>
+            </w:r>
+            <w:r>
+              <w:rPr>
+                <w:noProof/>
+                <w:webHidden/>
+              </w:rPr>
+            </w:r>
+            <w:r>
+              <w:rPr>
+                <w:noProof/>
+                <w:webHidden/>
+              </w:rPr>
+              <w:fldChar w:fldCharType="separate"/>
+            </w:r>
+            <w:r>
+              <w:rPr>
+                <w:noProof/>
+                <w:webHidden/>
+              </w:rPr>
+              <w:t>8</w:t>
+            </w:r>
+            <w:r>
+              <w:rPr>
+                <w:noProof/>
+                <w:webHidden/>
+              </w:rPr>
+              <w:fldChar w:fldCharType="end"/>
+            </w:r>
+          </w:hyperlink>
+        </w:p>
+        <w:p>
+          <w:pPr>
+            <w:pStyle w:val="TOC3"/>
+            <w:tabs>
+              <w:tab w:val="right" w:leader="dot" w:pos="9016"/>
+            </w:tabs>
+            <w:rPr>
+              <w:rFonts w:eastAsiaTheme="minorEastAsia"/>
+              <w:noProof/>
+              <w:lang w:eastAsia="en-NZ"/>
+            </w:rPr>
+          </w:pPr>
+          <w:hyperlink w:anchor="_Toc243011965" w:history="1">
+            <w:r>
+              <w:rPr>
+                <w:rStyle w:val="Hyperlink"/>
+                <w:noProof/>
+              </w:rPr>
+              <w:t>game_populate_room_entities</w:t>
+            </w:r>
+            <w:r>
+              <w:rPr>
+                <w:noProof/>
+                <w:webHidden/>
+              </w:rPr>
+              <w:tab/>
+            </w:r>
+            <w:r>
+              <w:rPr>
+                <w:noProof/>
+                <w:webHidden/>
+              </w:rPr>
+              <w:fldChar w:fldCharType="begin"/>
+            </w:r>
+            <w:r>
+              <w:rPr>
+                <w:noProof/>
+                <w:webHidden/>
+              </w:rPr>
+              <w:instrText xml:space="preserve"> PAGEREF _Toc243011965 \h </w:instrText>
+            </w:r>
+            <w:r>
+              <w:rPr>
+                <w:noProof/>
+                <w:webHidden/>
+              </w:rPr>
+            </w:r>
+            <w:r>
+              <w:rPr>
+                <w:noProof/>
+                <w:webHidden/>
+              </w:rPr>
+              <w:fldChar w:fldCharType="separate"/>
+            </w:r>
+            <w:r>
+              <w:rPr>
+                <w:noProof/>
+                <w:webHidden/>
+              </w:rPr>
+              <w:t>8</w:t>
+            </w:r>
+            <w:r>
+              <w:rPr>
+                <w:noProof/>
+                <w:webHidden/>
+              </w:rPr>
+              <w:fldChar w:fldCharType="end"/>
+            </w:r>
+          </w:hyperlink>
+        </w:p>
+        <w:p>
+          <w:pPr>
+            <w:pStyle w:val="TOC3"/>
+            <w:tabs>
+              <w:tab w:val="right" w:leader="dot" w:pos="9016"/>
+            </w:tabs>
+            <w:rPr>
+              <w:rFonts w:eastAsiaTheme="minorEastAsia"/>
+              <w:noProof/>
+              <w:lang w:eastAsia="en-NZ"/>
+            </w:rPr>
+          </w:pPr>
+          <w:hyperlink w:anchor="_Toc243011966" w:history="1">
+            <w:r>
+              <w:rPr>
+                <w:rStyle w:val="Hyperlink"/>
+                <w:noProof/>
+              </w:rPr>
+              <w:t>game_end</w:t>
+            </w:r>
+            <w:r>
+              <w:rPr>
+                <w:noProof/>
+                <w:webHidden/>
+              </w:rPr>
+              <w:tab/>
+            </w:r>
+            <w:r>
+              <w:rPr>
+                <w:noProof/>
+                <w:webHidden/>
+              </w:rPr>
+              <w:fldChar w:fldCharType="begin"/>
+            </w:r>
+            <w:r>
+              <w:rPr>
+                <w:noProof/>
+                <w:webHidden/>
+              </w:rPr>
+              <w:instrText xml:space="preserve"> PAGEREF _Toc243011966 \h </w:instrText>
+            </w:r>
+            <w:r>
+              <w:rPr>
+                <w:noProof/>
+                <w:webHidden/>
+              </w:rPr>
+            </w:r>
+            <w:r>
+              <w:rPr>
+                <w:noProof/>
+                <w:webHidden/>
+              </w:rPr>
+              <w:fldChar w:fldCharType="separate"/>
+            </w:r>
+            <w:r>
+              <w:rPr>
+                <w:noProof/>
+                <w:webHidden/>
+              </w:rPr>
+              <w:t>8</w:t>
             </w:r>
             <w:r>
               <w:rPr>
@@ -1413,13 +2392,13 @@
               <w:lang w:eastAsia="en-NZ"/>
             </w:rPr>
           </w:pPr>
-          <w:hyperlink w:anchor="_Toc242662385" w:history="1">
+          <w:hyperlink w:anchor="_Toc243011967" w:history="1">
             <w:r>
               <w:rPr>
                 <w:rStyle w:val="Hyperlink"/>
                 <w:noProof/>
               </w:rPr>
-              <w:t>Interaction</w:t>
+              <w:t>Score</w:t>
             </w:r>
             <w:r>
               <w:rPr>
@@ -1440,7 +2419,7 @@
                 <w:noProof/>
                 <w:webHidden/>
               </w:rPr>
-              <w:instrText xml:space="preserve"> PAGEREF _Toc242662385 \h </w:instrText>
+              <w:instrText xml:space="preserve"> PAGEREF _Toc243011967 \h </w:instrText>
             </w:r>
             <w:r>
               <w:rPr>
@@ -1460,7 +2439,7 @@
                 <w:noProof/>
                 <w:webHidden/>
               </w:rPr>
-              <w:t>5</w:t>
+              <w:t>8</w:t>
             </w:r>
             <w:r>
               <w:rPr>
@@ -1483,13 +2462,13 @@
               <w:lang w:eastAsia="en-NZ"/>
             </w:rPr>
           </w:pPr>
-          <w:hyperlink w:anchor="_Toc242662386" w:history="1">
+          <w:hyperlink w:anchor="_Toc243011968" w:history="1">
             <w:r>
               <w:rPr>
                 <w:rStyle w:val="Hyperlink"/>
                 <w:noProof/>
               </w:rPr>
-              <w:t>gameplay_examine_entity</w:t>
+              <w:t>score_tally</w:t>
             </w:r>
             <w:r>
               <w:rPr>
@@ -1510,7 +2489,7 @@
                 <w:noProof/>
                 <w:webHidden/>
               </w:rPr>
-              <w:instrText xml:space="preserve"> PAGEREF _Toc242662386 \h </w:instrText>
+              <w:instrText xml:space="preserve"> PAGEREF _Toc243011968 \h </w:instrText>
             </w:r>
             <w:r>
               <w:rPr>
@@ -1530,7 +2509,7 @@
                 <w:noProof/>
                 <w:webHidden/>
               </w:rPr>
-              <w:t>5</w:t>
+              <w:t>8</w:t>
             </w:r>
             <w:r>
               <w:rPr>
@@ -1553,13 +2532,13 @@
               <w:lang w:eastAsia="en-NZ"/>
             </w:rPr>
           </w:pPr>
-          <w:hyperlink w:anchor="_Toc242662387" w:history="1">
+          <w:hyperlink w:anchor="_Toc243011969" w:history="1">
             <w:r>
               <w:rPr>
                 <w:rStyle w:val="Hyperlink"/>
                 <w:noProof/>
               </w:rPr>
-              <w:t>gameplay_cast_gem</w:t>
+              <w:t>score_get</w:t>
             </w:r>
             <w:r>
               <w:rPr>
@@ -1580,7 +2559,7 @@
                 <w:noProof/>
                 <w:webHidden/>
               </w:rPr>
-              <w:instrText xml:space="preserve"> PAGEREF _Toc242662387 \h </w:instrText>
+              <w:instrText xml:space="preserve"> PAGEREF _Toc243011969 \h </w:instrText>
             </w:r>
             <w:r>
               <w:rPr>
@@ -1600,7 +2579,77 @@
                 <w:noProof/>
                 <w:webHidden/>
               </w:rPr>
-              <w:t>5</w:t>
+              <w:t>8</w:t>
+            </w:r>
+            <w:r>
+              <w:rPr>
+                <w:noProof/>
+                <w:webHidden/>
+              </w:rPr>
+              <w:fldChar w:fldCharType="end"/>
+            </w:r>
+          </w:hyperlink>
+        </w:p>
+        <w:p>
+          <w:pPr>
+            <w:pStyle w:val="TOC2"/>
+            <w:tabs>
+              <w:tab w:val="right" w:leader="dot" w:pos="9016"/>
+            </w:tabs>
+            <w:rPr>
+              <w:rFonts w:eastAsiaTheme="minorEastAsia"/>
+              <w:noProof/>
+              <w:lang w:eastAsia="en-NZ"/>
+            </w:rPr>
+          </w:pPr>
+          <w:hyperlink w:anchor="_Toc243011970" w:history="1">
+            <w:r>
+              <w:rPr>
+                <w:rStyle w:val="Hyperlink"/>
+                <w:noProof/>
+              </w:rPr>
+              <w:t>Debug</w:t>
+            </w:r>
+            <w:r>
+              <w:rPr>
+                <w:noProof/>
+                <w:webHidden/>
+              </w:rPr>
+              <w:tab/>
+            </w:r>
+            <w:r>
+              <w:rPr>
+                <w:noProof/>
+                <w:webHidden/>
+              </w:rPr>
+              <w:fldChar w:fldCharType="begin"/>
+            </w:r>
+            <w:r>
+              <w:rPr>
+                <w:noProof/>
+                <w:webHidden/>
+              </w:rPr>
+              <w:instrText xml:space="preserve"> PAGEREF _Toc243011970 \h </w:instrText>
+            </w:r>
+            <w:r>
+              <w:rPr>
+                <w:noProof/>
+                <w:webHidden/>
+              </w:rPr>
+            </w:r>
+            <w:r>
+              <w:rPr>
+                <w:noProof/>
+                <w:webHidden/>
+              </w:rPr>
+              <w:fldChar w:fldCharType="separate"/>
+            </w:r>
+            <w:r>
+              <w:rPr>
+                <w:noProof/>
+                <w:webHidden/>
+              </w:rPr>
+              <w:t>8</w:t>
             </w:r>
             <w:r>
               <w:rPr>
@@ -1623,13 +2672,13 @@
               <w:lang w:eastAsia="en-NZ"/>
             </w:rPr>
           </w:pPr>
-          <w:hyperlink w:anchor="_Toc242662388" w:history="1">
+          <w:hyperlink w:anchor="_Toc243011971" w:history="1">
             <w:r>
               <w:rPr>
                 <w:rStyle w:val="Hyperlink"/>
                 <w:noProof/>
               </w:rPr>
-              <w:t>gameplay_unlock_door</w:t>
+              <w:t>debug_view_room</w:t>
             </w:r>
             <w:r>
               <w:rPr>
@@ -1650,7 +2699,7 @@
                 <w:noProof/>
                 <w:webHidden/>
               </w:rPr>
-              <w:instrText xml:space="preserve"> PAGEREF _Toc242662388 \h </w:instrText>
+              <w:instrText xml:space="preserve"> PAGEREF _Toc243011971 \h </w:instrText>
             </w:r>
             <w:r>
               <w:rPr>
@@ -1670,7 +2719,77 @@
                 <w:noProof/>
                 <w:webHidden/>
               </w:rPr>
-              <w:t>5</w:t>
+              <w:t>9</w:t>
+            </w:r>
+            <w:r>
+              <w:rPr>
+                <w:noProof/>
+                <w:webHidden/>
+              </w:rPr>
+              <w:fldChar w:fldCharType="end"/>
+            </w:r>
+          </w:hyperlink>
+        </w:p>
+        <w:p>
+          <w:pPr>
+            <w:pStyle w:val="TOC2"/>
+            <w:tabs>
+              <w:tab w:val="right" w:leader="dot" w:pos="9016"/>
+            </w:tabs>
+            <w:rPr>
+              <w:rFonts w:eastAsiaTheme="minorEastAsia"/>
+              <w:noProof/>
+              <w:lang w:eastAsia="en-NZ"/>
+            </w:rPr>
+          </w:pPr>
+          <w:hyperlink w:anchor="_Toc243011972" w:history="1">
+            <w:r>
+              <w:rPr>
+                <w:rStyle w:val="Hyperlink"/>
+                <w:noProof/>
+              </w:rPr>
+              <w:t>Administration</w:t>
+            </w:r>
+            <w:r>
+              <w:rPr>
+                <w:noProof/>
+                <w:webHidden/>
+              </w:rPr>
+              <w:tab/>
+            </w:r>
+            <w:r>
+              <w:rPr>
+                <w:noProof/>
+                <w:webHidden/>
+              </w:rPr>
+              <w:fldChar w:fldCharType="begin"/>
+            </w:r>
+            <w:r>
+              <w:rPr>
+                <w:noProof/>
+                <w:webHidden/>
+              </w:rPr>
+              <w:instrText xml:space="preserve"> PAGEREF _Toc243011972 \h </w:instrText>
+            </w:r>
+            <w:r>
+              <w:rPr>
+                <w:noProof/>
+                <w:webHidden/>
+              </w:rPr>
+            </w:r>
+            <w:r>
+              <w:rPr>
+                <w:noProof/>
+                <w:webHidden/>
+              </w:rPr>
+              <w:fldChar w:fldCharType="separate"/>
+            </w:r>
+            <w:r>
+              <w:rPr>
+                <w:noProof/>
+                <w:webHidden/>
+              </w:rPr>
+              <w:t>9</w:t>
             </w:r>
             <w:r>
               <w:rPr>
@@ -1693,13 +2812,13 @@
               <w:lang w:eastAsia="en-NZ"/>
             </w:rPr>
           </w:pPr>
-          <w:hyperlink w:anchor="_Toc242662389" w:history="1">
+          <w:hyperlink w:anchor="_Toc243011973" w:history="1">
             <w:r>
               <w:rPr>
                 <w:rStyle w:val="Hyperlink"/>
                 <w:noProof/>
               </w:rPr>
-              <w:t>gameplay_unlock_chest</w:t>
+              <w:t>admin_view_games</w:t>
             </w:r>
             <w:r>
               <w:rPr>
@@ -1720,7 +2839,7 @@
                 <w:noProof/>
                 <w:webHidden/>
               </w:rPr>
-              <w:instrText xml:space="preserve"> PAGEREF _Toc242662389 \h </w:instrText>
+              <w:instrText xml:space="preserve"> PAGEREF _Toc243011973 \h </w:instrText>
             </w:r>
             <w:r>
               <w:rPr>
@@ -1740,7 +2859,7 @@
                 <w:noProof/>
                 <w:webHidden/>
               </w:rPr>
-              <w:t>5</w:t>
+              <w:t>9</w:t>
             </w:r>
             <w:r>
               <w:rPr>
@@ -1763,13 +2882,13 @@
               <w:lang w:eastAsia="en-NZ"/>
             </w:rPr>
           </w:pPr>
-          <w:hyperlink w:anchor="_Toc242662390" w:history="1">
+          <w:hyperlink w:anchor="_Toc243011974" w:history="1">
             <w:r>
               <w:rPr>
                 <w:rStyle w:val="Hyperlink"/>
                 <w:noProof/>
               </w:rPr>
-              <w:t>shop_view</w:t>
+              <w:t>admin_end_game</w:t>
             </w:r>
             <w:r>
               <w:rPr>
@@ -1790,7 +2909,7 @@
                 <w:noProof/>
                 <w:webHidden/>
               </w:rPr>
-              <w:instrText xml:space="preserve"> PAGEREF _Toc242662390 \h </w:instrText>
+              <w:instrText xml:space="preserve"> PAGEREF _Toc243011974 \h </w:instrText>
             </w:r>
             <w:r>
               <w:rPr>
@@ -1810,7 +2929,7 @@
                 <w:noProof/>
                 <w:webHidden/>
               </w:rPr>
-              <w:t>5</w:t>
+              <w:t>9</w:t>
             </w:r>
             <w:r>
               <w:rPr>
@@ -1833,13 +2952,13 @@
               <w:lang w:eastAsia="en-NZ"/>
             </w:rPr>
           </w:pPr>
-          <w:hyperlink w:anchor="_Toc242662391" w:history="1">
+          <w:hyperlink w:anchor="_Toc243011975" w:history="1">
             <w:r>
               <w:rPr>
                 <w:rStyle w:val="Hyperlink"/>
                 <w:noProof/>
               </w:rPr>
-              <w:t>shop_purchase</w:t>
+              <w:t>admin_view_accounts</w:t>
             </w:r>
             <w:r>
               <w:rPr>
@@ -1860,7 +2979,7 @@
                 <w:noProof/>
                 <w:webHidden/>
               </w:rPr>
-              <w:instrText xml:space="preserve"> PAGEREF _Toc242662391 \h </w:instrText>
+              <w:instrText xml:space="preserve"> PAGEREF _Toc243011975 \h </w:instrText>
             </w:r>
             <w:r>
               <w:rPr>
@@ -1880,7 +2999,77 @@
                 <w:noProof/>
                 <w:webHidden/>
               </w:rPr>
-              <w:t>5</w:t>
+              <w:t>9</w:t>
+            </w:r>
+            <w:r>
+              <w:rPr>
+                <w:noProof/>
+                <w:webHidden/>
+              </w:rPr>
+              <w:fldChar w:fldCharType="end"/>
+            </w:r>
+          </w:hyperlink>
+        </w:p>
+        <w:p>
+          <w:pPr>
+            <w:pStyle w:val="TOC1"/>
+            <w:tabs>
+              <w:tab w:val="right" w:leader="dot" w:pos="9016"/>
+            </w:tabs>
+            <w:rPr>
+              <w:rFonts w:eastAsiaTheme="minorEastAsia"/>
+              <w:noProof/>
+              <w:lang w:eastAsia="en-NZ"/>
+            </w:rPr>
+          </w:pPr>
+          <w:hyperlink w:anchor="_Toc243011976" w:history="1">
+            <w:r>
+              <w:rPr>
+                <w:rStyle w:val="Hyperlink"/>
+                <w:noProof/>
+              </w:rPr>
+              <w:t>C# Data Access Objects</w:t>
+            </w:r>
+            <w:r>
+              <w:rPr>
+                <w:noProof/>
+                <w:webHidden/>
+              </w:rPr>
+              <w:tab/>
+            </w:r>
+            <w:r>
+              <w:rPr>
+                <w:noProof/>
+                <w:webHidden/>
+              </w:rPr>
+              <w:fldChar w:fldCharType="begin"/>
+            </w:r>
+            <w:r>
+              <w:rPr>
+                <w:noProof/>
+                <w:webHidden/>
+              </w:rPr>
+              <w:instrText xml:space="preserve"> PAGEREF _Toc243011976 \h </w:instrText>
+            </w:r>
+            <w:r>
+              <w:rPr>
+                <w:noProof/>
+                <w:webHidden/>
+              </w:rPr>
+            </w:r>
+            <w:r>
+              <w:rPr>
+                <w:noProof/>
+                <w:webHidden/>
+              </w:rPr>
+              <w:fldChar w:fldCharType="separate"/>
+            </w:r>
+            <w:r>
+              <w:rPr>
+                <w:noProof/>
+                <w:webHidden/>
+              </w:rPr>
+              <w:t>9</w:t>
             </w:r>
             <w:r>
               <w:rPr>
@@ -1903,13 +3092,13 @@
               <w:lang w:eastAsia="en-NZ"/>
             </w:rPr>
           </w:pPr>
-          <w:hyperlink w:anchor="_Toc242662392" w:history="1">
+          <w:hyperlink w:anchor="_Toc243011977" w:history="1">
             <w:r>
               <w:rPr>
                 <w:rStyle w:val="Hyperlink"/>
                 <w:noProof/>
               </w:rPr>
-              <w:t>Game Engine</w:t>
+              <w:t>UserDAO</w:t>
             </w:r>
             <w:r>
               <w:rPr>
@@ -1930,7 +3119,7 @@
                 <w:noProof/>
                 <w:webHidden/>
               </w:rPr>
-              <w:instrText xml:space="preserve"> PAGEREF _Toc242662392 \h </w:instrText>
+              <w:instrText xml:space="preserve"> PAGEREF _Toc243011977 \h </w:instrText>
             </w:r>
             <w:r>
               <w:rPr>
@@ -1950,427 +3139,7 @@
                 <w:noProof/>
                 <w:webHidden/>
               </w:rPr>
-              <w:t>6</w:t>
-            </w:r>
-            <w:r>
-              <w:rPr>
-                <w:noProof/>
-                <w:webHidden/>
-              </w:rPr>
-              <w:fldChar w:fldCharType="end"/>
-            </w:r>
-          </w:hyperlink>
-        </w:p>
-        <w:p>
-          <w:pPr>
-            <w:pStyle w:val="TOC3"/>
-            <w:tabs>
-              <w:tab w:val="right" w:leader="dot" w:pos="9016"/>
-            </w:tabs>
-            <w:rPr>
-              <w:rFonts w:eastAsiaTheme="minorEastAsia"/>
-              <w:noProof/>
-              <w:lang w:eastAsia="en-NZ"/>
-            </w:rPr>
-          </w:pPr>
-          <w:hyperlink w:anchor="_Toc242662393" w:history="1">
-            <w:r>
-              <w:rPr>
-                <w:rStyle w:val="Hyperlink"/>
-                <w:noProof/>
-              </w:rPr>
-              <w:t>game_generate_cave</w:t>
-            </w:r>
-            <w:r>
-              <w:rPr>
-                <w:noProof/>
-                <w:webHidden/>
-              </w:rPr>
-              <w:tab/>
-            </w:r>
-            <w:r>
-              <w:rPr>
-                <w:noProof/>
-                <w:webHidden/>
-              </w:rPr>
-              <w:fldChar w:fldCharType="begin"/>
-            </w:r>
-            <w:r>
-              <w:rPr>
-                <w:noProof/>
-                <w:webHidden/>
-              </w:rPr>
-              <w:instrText xml:space="preserve"> PAGEREF _Toc242662393 \h </w:instrText>
-            </w:r>
-            <w:r>
-              <w:rPr>
-                <w:noProof/>
-                <w:webHidden/>
-              </w:rPr>
-            </w:r>
-            <w:r>
-              <w:rPr>
-                <w:noProof/>
-                <w:webHidden/>
-              </w:rPr>
-              <w:fldChar w:fldCharType="separate"/>
-            </w:r>
-            <w:r>
-              <w:rPr>
-                <w:noProof/>
-                <w:webHidden/>
-              </w:rPr>
-              <w:t>6</w:t>
-            </w:r>
-            <w:r>
-              <w:rPr>
-                <w:noProof/>
-                <w:webHidden/>
-              </w:rPr>
-              <w:fldChar w:fldCharType="end"/>
-            </w:r>
-          </w:hyperlink>
-        </w:p>
-        <w:p>
-          <w:pPr>
-            <w:pStyle w:val="TOC3"/>
-            <w:tabs>
-              <w:tab w:val="right" w:leader="dot" w:pos="9016"/>
-            </w:tabs>
-            <w:rPr>
-              <w:rFonts w:eastAsiaTheme="minorEastAsia"/>
-              <w:noProof/>
-              <w:lang w:eastAsia="en-NZ"/>
-            </w:rPr>
-          </w:pPr>
-          <w:hyperlink w:anchor="_Toc242662394" w:history="1">
-            <w:r>
-              <w:rPr>
-                <w:rStyle w:val="Hyperlink"/>
-                <w:noProof/>
-              </w:rPr>
-              <w:t>game_process_tick</w:t>
-            </w:r>
-            <w:r>
-              <w:rPr>
-                <w:noProof/>
-                <w:webHidden/>
-              </w:rPr>
-              <w:tab/>
-            </w:r>
-            <w:r>
-              <w:rPr>
-                <w:noProof/>
-                <w:webHidden/>
-              </w:rPr>
-              <w:fldChar w:fldCharType="begin"/>
-            </w:r>
-            <w:r>
-              <w:rPr>
-                <w:noProof/>
-                <w:webHidden/>
-              </w:rPr>
-              <w:instrText xml:space="preserve"> PAGEREF _Toc242662394 \h </w:instrText>
-            </w:r>
-            <w:r>
-              <w:rPr>
-                <w:noProof/>
-                <w:webHidden/>
-              </w:rPr>
-            </w:r>
-            <w:r>
-              <w:rPr>
-                <w:noProof/>
-                <w:webHidden/>
-              </w:rPr>
-              <w:fldChar w:fldCharType="separate"/>
-            </w:r>
-            <w:r>
-              <w:rPr>
-                <w:noProof/>
-                <w:webHidden/>
-              </w:rPr>
-              <w:t>6</w:t>
-            </w:r>
-            <w:r>
-              <w:rPr>
-                <w:noProof/>
-                <w:webHidden/>
-              </w:rPr>
-              <w:fldChar w:fldCharType="end"/>
-            </w:r>
-          </w:hyperlink>
-        </w:p>
-        <w:p>
-          <w:pPr>
-            <w:pStyle w:val="TOC3"/>
-            <w:tabs>
-              <w:tab w:val="right" w:leader="dot" w:pos="9016"/>
-            </w:tabs>
-            <w:rPr>
-              <w:rFonts w:eastAsiaTheme="minorEastAsia"/>
-              <w:noProof/>
-              <w:lang w:eastAsia="en-NZ"/>
-            </w:rPr>
-          </w:pPr>
-          <w:hyperlink w:anchor="_Toc242662395" w:history="1">
-            <w:r>
-              <w:rPr>
-                <w:rStyle w:val="Hyperlink"/>
-                <w:noProof/>
-              </w:rPr>
-              <w:t>game_process_npc</w:t>
-            </w:r>
-            <w:r>
-              <w:rPr>
-                <w:noProof/>
-                <w:webHidden/>
-              </w:rPr>
-              <w:tab/>
-            </w:r>
-            <w:r>
-              <w:rPr>
-                <w:noProof/>
-                <w:webHidden/>
-              </w:rPr>
-              <w:fldChar w:fldCharType="begin"/>
-            </w:r>
-            <w:r>
-              <w:rPr>
-                <w:noProof/>
-                <w:webHidden/>
-              </w:rPr>
-              <w:instrText xml:space="preserve"> PAGEREF _Toc242662395 \h </w:instrText>
-            </w:r>
-            <w:r>
-              <w:rPr>
-                <w:noProof/>
-                <w:webHidden/>
-              </w:rPr>
-            </w:r>
-            <w:r>
-              <w:rPr>
-                <w:noProof/>
-                <w:webHidden/>
-              </w:rPr>
-              <w:fldChar w:fldCharType="separate"/>
-            </w:r>
-            <w:r>
-              <w:rPr>
-                <w:noProof/>
-                <w:webHidden/>
-              </w:rPr>
-              <w:t>6</w:t>
-            </w:r>
-            <w:r>
-              <w:rPr>
-                <w:noProof/>
-                <w:webHidden/>
-              </w:rPr>
-              <w:fldChar w:fldCharType="end"/>
-            </w:r>
-          </w:hyperlink>
-        </w:p>
-        <w:p>
-          <w:pPr>
-            <w:pStyle w:val="TOC3"/>
-            <w:tabs>
-              <w:tab w:val="right" w:leader="dot" w:pos="9016"/>
-            </w:tabs>
-            <w:rPr>
-              <w:rFonts w:eastAsiaTheme="minorEastAsia"/>
-              <w:noProof/>
-              <w:lang w:eastAsia="en-NZ"/>
-            </w:rPr>
-          </w:pPr>
-          <w:hyperlink w:anchor="_Toc242662396" w:history="1">
-            <w:r>
-              <w:rPr>
-                <w:rStyle w:val="Hyperlink"/>
-                <w:noProof/>
-              </w:rPr>
-              <w:t>game_populate_room_layout</w:t>
-            </w:r>
-            <w:r>
-              <w:rPr>
-                <w:noProof/>
-                <w:webHidden/>
-              </w:rPr>
-              <w:tab/>
-            </w:r>
-            <w:r>
-              <w:rPr>
-                <w:noProof/>
-                <w:webHidden/>
-              </w:rPr>
-              <w:fldChar w:fldCharType="begin"/>
-            </w:r>
-            <w:r>
-              <w:rPr>
-                <w:noProof/>
-                <w:webHidden/>
-              </w:rPr>
-              <w:instrText xml:space="preserve"> PAGEREF _Toc242662396 \h </w:instrText>
-            </w:r>
-            <w:r>
-              <w:rPr>
-                <w:noProof/>
-                <w:webHidden/>
-              </w:rPr>
-            </w:r>
-            <w:r>
-              <w:rPr>
-                <w:noProof/>
-                <w:webHidden/>
-              </w:rPr>
-              <w:fldChar w:fldCharType="separate"/>
-            </w:r>
-            <w:r>
-              <w:rPr>
-                <w:noProof/>
-                <w:webHidden/>
-              </w:rPr>
-              <w:t>6</w:t>
-            </w:r>
-            <w:r>
-              <w:rPr>
-                <w:noProof/>
-                <w:webHidden/>
-              </w:rPr>
-              <w:fldChar w:fldCharType="end"/>
-            </w:r>
-          </w:hyperlink>
-        </w:p>
-        <w:p>
-          <w:pPr>
-            <w:pStyle w:val="TOC3"/>
-            <w:tabs>
-              <w:tab w:val="right" w:leader="dot" w:pos="9016"/>
-            </w:tabs>
-            <w:rPr>
-              <w:rFonts w:eastAsiaTheme="minorEastAsia"/>
-              <w:noProof/>
-              <w:lang w:eastAsia="en-NZ"/>
-            </w:rPr>
-          </w:pPr>
-          <w:hyperlink w:anchor="_Toc242662397" w:history="1">
-            <w:r>
-              <w:rPr>
-                <w:rStyle w:val="Hyperlink"/>
-                <w:noProof/>
-              </w:rPr>
-              <w:t>game_populate_room_entities</w:t>
-            </w:r>
-            <w:r>
-              <w:rPr>
-                <w:noProof/>
-                <w:webHidden/>
-              </w:rPr>
-              <w:tab/>
-            </w:r>
-            <w:r>
-              <w:rPr>
-                <w:noProof/>
-                <w:webHidden/>
-              </w:rPr>
-              <w:fldChar w:fldCharType="begin"/>
-            </w:r>
-            <w:r>
-              <w:rPr>
-                <w:noProof/>
-                <w:webHidden/>
-              </w:rPr>
-              <w:instrText xml:space="preserve"> PAGEREF _Toc242662397 \h </w:instrText>
-            </w:r>
-            <w:r>
-              <w:rPr>
-                <w:noProof/>
-                <w:webHidden/>
-              </w:rPr>
-            </w:r>
-            <w:r>
-              <w:rPr>
-                <w:noProof/>
-                <w:webHidden/>
-              </w:rPr>
-              <w:fldChar w:fldCharType="separate"/>
-            </w:r>
-            <w:r>
-              <w:rPr>
-                <w:noProof/>
-                <w:webHidden/>
-              </w:rPr>
-              <w:t>6</w:t>
-            </w:r>
-            <w:r>
-              <w:rPr>
-                <w:noProof/>
-                <w:webHidden/>
-              </w:rPr>
-              <w:fldChar w:fldCharType="end"/>
-            </w:r>
-          </w:hyperlink>
-        </w:p>
-        <w:p>
-          <w:pPr>
-            <w:pStyle w:val="TOC3"/>
-            <w:tabs>
-              <w:tab w:val="right" w:leader="dot" w:pos="9016"/>
-            </w:tabs>
-            <w:rPr>
-              <w:rFonts w:eastAsiaTheme="minorEastAsia"/>
-              <w:noProof/>
-              <w:lang w:eastAsia="en-NZ"/>
-            </w:rPr>
-          </w:pPr>
-          <w:hyperlink w:anchor="_Toc242662398" w:history="1">
-            <w:r>
-              <w:rPr>
-                <w:rStyle w:val="Hyperlink"/>
-                <w:noProof/>
-              </w:rPr>
-              <w:t>game_end</w:t>
-            </w:r>
-            <w:r>
-              <w:rPr>
-                <w:noProof/>
-                <w:webHidden/>
-              </w:rPr>
-              <w:tab/>
-            </w:r>
-            <w:r>
-              <w:rPr>
-                <w:noProof/>
-                <w:webHidden/>
-              </w:rPr>
-              <w:fldChar w:fldCharType="begin"/>
-            </w:r>
-            <w:r>
-              <w:rPr>
-                <w:noProof/>
-                <w:webHidden/>
-              </w:rPr>
-              <w:instrText xml:space="preserve"> PAGEREF _Toc242662398 \h </w:instrText>
-            </w:r>
-            <w:r>
-              <w:rPr>
-                <w:noProof/>
-                <w:webHidden/>
-              </w:rPr>
-            </w:r>
-            <w:r>
-              <w:rPr>
-                <w:noProof/>
-                <w:webHidden/>
-              </w:rPr>
-              <w:fldChar w:fldCharType="separate"/>
-            </w:r>
-            <w:r>
-              <w:rPr>
-                <w:noProof/>
-                <w:webHidden/>
-              </w:rPr>
-              <w:t>6</w:t>
+              <w:t>9</w:t>
             </w:r>
             <w:r>
               <w:rPr>
@@ -2393,13 +3162,13 @@
               <w:lang w:eastAsia="en-NZ"/>
             </w:rPr>
           </w:pPr>
-          <w:hyperlink w:anchor="_Toc242662399" w:history="1">
+          <w:hyperlink w:anchor="_Toc243011978" w:history="1">
             <w:r>
               <w:rPr>
                 <w:rStyle w:val="Hyperlink"/>
                 <w:noProof/>
               </w:rPr>
-              <w:t>Score</w:t>
+              <w:t>CharacterDAO</w:t>
             </w:r>
             <w:r>
               <w:rPr>
@@ -2420,7 +3189,7 @@
                 <w:noProof/>
                 <w:webHidden/>
               </w:rPr>
-              <w:instrText xml:space="preserve"> PAGEREF _Toc242662399 \h </w:instrText>
+              <w:instrText xml:space="preserve"> PAGEREF _Toc243011978 \h </w:instrText>
             </w:r>
             <w:r>
               <w:rPr>
@@ -2440,497 +3209,7 @@
                 <w:noProof/>
                 <w:webHidden/>
               </w:rPr>
-              <w:t>6</w:t>
-            </w:r>
-            <w:r>
-              <w:rPr>
-                <w:noProof/>
-                <w:webHidden/>
-              </w:rPr>
-              <w:fldChar w:fldCharType="end"/>
-            </w:r>
-          </w:hyperlink>
-        </w:p>
-        <w:p>
-          <w:pPr>
-            <w:pStyle w:val="TOC3"/>
-            <w:tabs>
-              <w:tab w:val="right" w:leader="dot" w:pos="9016"/>
-            </w:tabs>
-            <w:rPr>
-              <w:rFonts w:eastAsiaTheme="minorEastAsia"/>
-              <w:noProof/>
-              <w:lang w:eastAsia="en-NZ"/>
-            </w:rPr>
-          </w:pPr>
-          <w:hyperlink w:anchor="_Toc242662400" w:history="1">
-            <w:r>
-              <w:rPr>
-                <w:rStyle w:val="Hyperlink"/>
-                <w:noProof/>
-              </w:rPr>
-              <w:t>score_tally</w:t>
-            </w:r>
-            <w:r>
-              <w:rPr>
-                <w:noProof/>
-                <w:webHidden/>
-              </w:rPr>
-              <w:tab/>
-            </w:r>
-            <w:r>
-              <w:rPr>
-                <w:noProof/>
-                <w:webHidden/>
-              </w:rPr>
-              <w:fldChar w:fldCharType="begin"/>
-            </w:r>
-            <w:r>
-              <w:rPr>
-                <w:noProof/>
-                <w:webHidden/>
-              </w:rPr>
-              <w:instrText xml:space="preserve"> PAGEREF _Toc242662400 \h </w:instrText>
-            </w:r>
-            <w:r>
-              <w:rPr>
-                <w:noProof/>
-                <w:webHidden/>
-              </w:rPr>
-            </w:r>
-            <w:r>
-              <w:rPr>
-                <w:noProof/>
-                <w:webHidden/>
-              </w:rPr>
-              <w:fldChar w:fldCharType="separate"/>
-            </w:r>
-            <w:r>
-              <w:rPr>
-                <w:noProof/>
-                <w:webHidden/>
-              </w:rPr>
-              <w:t>6</w:t>
-            </w:r>
-            <w:r>
-              <w:rPr>
-                <w:noProof/>
-                <w:webHidden/>
-              </w:rPr>
-              <w:fldChar w:fldCharType="end"/>
-            </w:r>
-          </w:hyperlink>
-        </w:p>
-        <w:p>
-          <w:pPr>
-            <w:pStyle w:val="TOC2"/>
-            <w:tabs>
-              <w:tab w:val="right" w:leader="dot" w:pos="9016"/>
-            </w:tabs>
-            <w:rPr>
-              <w:rFonts w:eastAsiaTheme="minorEastAsia"/>
-              <w:noProof/>
-              <w:lang w:eastAsia="en-NZ"/>
-            </w:rPr>
-          </w:pPr>
-          <w:hyperlink w:anchor="_Toc242662401" w:history="1">
-            <w:r>
-              <w:rPr>
-                <w:rStyle w:val="Hyperlink"/>
-                <w:noProof/>
-              </w:rPr>
-              <w:t>Debug</w:t>
-            </w:r>
-            <w:r>
-              <w:rPr>
-                <w:noProof/>
-                <w:webHidden/>
-              </w:rPr>
-              <w:tab/>
-            </w:r>
-            <w:r>
-              <w:rPr>
-                <w:noProof/>
-                <w:webHidden/>
-              </w:rPr>
-              <w:fldChar w:fldCharType="begin"/>
-            </w:r>
-            <w:r>
-              <w:rPr>
-                <w:noProof/>
-                <w:webHidden/>
-              </w:rPr>
-              <w:instrText xml:space="preserve"> PAGEREF _Toc242662401 \h </w:instrText>
-            </w:r>
-            <w:r>
-              <w:rPr>
-                <w:noProof/>
-                <w:webHidden/>
-              </w:rPr>
-            </w:r>
-            <w:r>
-              <w:rPr>
-                <w:noProof/>
-                <w:webHidden/>
-              </w:rPr>
-              <w:fldChar w:fldCharType="separate"/>
-            </w:r>
-            <w:r>
-              <w:rPr>
-                <w:noProof/>
-                <w:webHidden/>
-              </w:rPr>
-              <w:t>6</w:t>
-            </w:r>
-            <w:r>
-              <w:rPr>
-                <w:noProof/>
-                <w:webHidden/>
-              </w:rPr>
-              <w:fldChar w:fldCharType="end"/>
-            </w:r>
-          </w:hyperlink>
-        </w:p>
-        <w:p>
-          <w:pPr>
-            <w:pStyle w:val="TOC3"/>
-            <w:tabs>
-              <w:tab w:val="right" w:leader="dot" w:pos="9016"/>
-            </w:tabs>
-            <w:rPr>
-              <w:rFonts w:eastAsiaTheme="minorEastAsia"/>
-              <w:noProof/>
-              <w:lang w:eastAsia="en-NZ"/>
-            </w:rPr>
-          </w:pPr>
-          <w:hyperlink w:anchor="_Toc242662402" w:history="1">
-            <w:r>
-              <w:rPr>
-                <w:rStyle w:val="Hyperlink"/>
-                <w:noProof/>
-              </w:rPr>
-              <w:t>debug_view_room</w:t>
-            </w:r>
-            <w:r>
-              <w:rPr>
-                <w:noProof/>
-                <w:webHidden/>
-              </w:rPr>
-              <w:tab/>
-            </w:r>
-            <w:r>
-              <w:rPr>
-                <w:noProof/>
-                <w:webHidden/>
-              </w:rPr>
-              <w:fldChar w:fldCharType="begin"/>
-            </w:r>
-            <w:r>
-              <w:rPr>
-                <w:noProof/>
-                <w:webHidden/>
-              </w:rPr>
-              <w:instrText xml:space="preserve"> PAGEREF _Toc242662402 \h </w:instrText>
-            </w:r>
-            <w:r>
-              <w:rPr>
-                <w:noProof/>
-                <w:webHidden/>
-              </w:rPr>
-            </w:r>
-            <w:r>
-              <w:rPr>
-                <w:noProof/>
-                <w:webHidden/>
-              </w:rPr>
-              <w:fldChar w:fldCharType="separate"/>
-            </w:r>
-            <w:r>
-              <w:rPr>
-                <w:noProof/>
-                <w:webHidden/>
-              </w:rPr>
-              <w:t>7</w:t>
-            </w:r>
-            <w:r>
-              <w:rPr>
-                <w:noProof/>
-                <w:webHidden/>
-              </w:rPr>
-              <w:fldChar w:fldCharType="end"/>
-            </w:r>
-          </w:hyperlink>
-        </w:p>
-        <w:p>
-          <w:pPr>
-            <w:pStyle w:val="TOC2"/>
-            <w:tabs>
-              <w:tab w:val="right" w:leader="dot" w:pos="9016"/>
-            </w:tabs>
-            <w:rPr>
-              <w:rFonts w:eastAsiaTheme="minorEastAsia"/>
-              <w:noProof/>
-              <w:lang w:eastAsia="en-NZ"/>
-            </w:rPr>
-          </w:pPr>
-          <w:hyperlink w:anchor="_Toc242662403" w:history="1">
-            <w:r>
-              <w:rPr>
-                <w:rStyle w:val="Hyperlink"/>
-                <w:noProof/>
-              </w:rPr>
-              <w:t>Administration</w:t>
-            </w:r>
-            <w:r>
-              <w:rPr>
-                <w:noProof/>
-                <w:webHidden/>
-              </w:rPr>
-              <w:tab/>
-            </w:r>
-            <w:r>
-              <w:rPr>
-                <w:noProof/>
-                <w:webHidden/>
-              </w:rPr>
-              <w:fldChar w:fldCharType="begin"/>
-            </w:r>
-            <w:r>
-              <w:rPr>
-                <w:noProof/>
-                <w:webHidden/>
-              </w:rPr>
-              <w:instrText xml:space="preserve"> PAGEREF _Toc242662403 \h </w:instrText>
-            </w:r>
-            <w:r>
-              <w:rPr>
-                <w:noProof/>
-                <w:webHidden/>
-              </w:rPr>
-            </w:r>
-            <w:r>
-              <w:rPr>
-                <w:noProof/>
-                <w:webHidden/>
-              </w:rPr>
-              <w:fldChar w:fldCharType="separate"/>
-            </w:r>
-            <w:r>
-              <w:rPr>
-                <w:noProof/>
-                <w:webHidden/>
-              </w:rPr>
-              <w:t>7</w:t>
-            </w:r>
-            <w:r>
-              <w:rPr>
-                <w:noProof/>
-                <w:webHidden/>
-              </w:rPr>
-              <w:fldChar w:fldCharType="end"/>
-            </w:r>
-          </w:hyperlink>
-        </w:p>
-        <w:p>
-          <w:pPr>
-            <w:pStyle w:val="TOC3"/>
-            <w:tabs>
-              <w:tab w:val="right" w:leader="dot" w:pos="9016"/>
-            </w:tabs>
-            <w:rPr>
-              <w:rFonts w:eastAsiaTheme="minorEastAsia"/>
-              <w:noProof/>
-              <w:lang w:eastAsia="en-NZ"/>
-            </w:rPr>
-          </w:pPr>
-          <w:hyperlink w:anchor="_Toc242662404" w:history="1">
-            <w:r>
-              <w:rPr>
-                <w:rStyle w:val="Hyperlink"/>
-                <w:noProof/>
-              </w:rPr>
-              <w:t>admin_view_games</w:t>
-            </w:r>
-            <w:r>
-              <w:rPr>
-                <w:noProof/>
-                <w:webHidden/>
-              </w:rPr>
-              <w:tab/>
-            </w:r>
-            <w:r>
-              <w:rPr>
-                <w:noProof/>
-                <w:webHidden/>
-              </w:rPr>
-              <w:fldChar w:fldCharType="begin"/>
-            </w:r>
-            <w:r>
-              <w:rPr>
-                <w:noProof/>
-                <w:webHidden/>
-              </w:rPr>
-              <w:instrText xml:space="preserve"> PAGEREF _Toc242662404 \h </w:instrText>
-            </w:r>
-            <w:r>
-              <w:rPr>
-                <w:noProof/>
-                <w:webHidden/>
-              </w:rPr>
-            </w:r>
-            <w:r>
-              <w:rPr>
-                <w:noProof/>
-                <w:webHidden/>
-              </w:rPr>
-              <w:fldChar w:fldCharType="separate"/>
-            </w:r>
-            <w:r>
-              <w:rPr>
-                <w:noProof/>
-                <w:webHidden/>
-              </w:rPr>
-              <w:t>7</w:t>
-            </w:r>
-            <w:r>
-              <w:rPr>
-                <w:noProof/>
-                <w:webHidden/>
-              </w:rPr>
-              <w:fldChar w:fldCharType="end"/>
-            </w:r>
-          </w:hyperlink>
-        </w:p>
-        <w:p>
-          <w:pPr>
-            <w:pStyle w:val="TOC3"/>
-            <w:tabs>
-              <w:tab w:val="right" w:leader="dot" w:pos="9016"/>
-            </w:tabs>
-            <w:rPr>
-              <w:rFonts w:eastAsiaTheme="minorEastAsia"/>
-              <w:noProof/>
-              <w:lang w:eastAsia="en-NZ"/>
-            </w:rPr>
-          </w:pPr>
-          <w:hyperlink w:anchor="_Toc242662405" w:history="1">
-            <w:r>
-              <w:rPr>
-                <w:rStyle w:val="Hyperlink"/>
-                <w:noProof/>
-              </w:rPr>
-              <w:t>admin_end_game</w:t>
-            </w:r>
-            <w:r>
-              <w:rPr>
-                <w:noProof/>
-                <w:webHidden/>
-              </w:rPr>
-              <w:tab/>
-            </w:r>
-            <w:r>
-              <w:rPr>
-                <w:noProof/>
-                <w:webHidden/>
-              </w:rPr>
-              <w:fldChar w:fldCharType="begin"/>
-            </w:r>
-            <w:r>
-              <w:rPr>
-                <w:noProof/>
-                <w:webHidden/>
-              </w:rPr>
-              <w:instrText xml:space="preserve"> PAGEREF _Toc242662405 \h </w:instrText>
-            </w:r>
-            <w:r>
-              <w:rPr>
-                <w:noProof/>
-                <w:webHidden/>
-              </w:rPr>
-            </w:r>
-            <w:r>
-              <w:rPr>
-                <w:noProof/>
-                <w:webHidden/>
-              </w:rPr>
-              <w:fldChar w:fldCharType="separate"/>
-            </w:r>
-            <w:r>
-              <w:rPr>
-                <w:noProof/>
-                <w:webHidden/>
-              </w:rPr>
-              <w:t>7</w:t>
-            </w:r>
-            <w:r>
-              <w:rPr>
-                <w:noProof/>
-                <w:webHidden/>
-              </w:rPr>
-              <w:fldChar w:fldCharType="end"/>
-            </w:r>
-          </w:hyperlink>
-        </w:p>
-        <w:p>
-          <w:pPr>
-            <w:pStyle w:val="TOC3"/>
-            <w:tabs>
-              <w:tab w:val="right" w:leader="dot" w:pos="9016"/>
-            </w:tabs>
-            <w:rPr>
-              <w:rFonts w:eastAsiaTheme="minorEastAsia"/>
-              <w:noProof/>
-              <w:lang w:eastAsia="en-NZ"/>
-            </w:rPr>
-          </w:pPr>
-          <w:hyperlink w:anchor="_Toc242662406" w:history="1">
-            <w:r>
-              <w:rPr>
-                <w:rStyle w:val="Hyperlink"/>
-                <w:noProof/>
-              </w:rPr>
-              <w:t>admin_view_accounts</w:t>
-            </w:r>
-            <w:r>
-              <w:rPr>
-                <w:noProof/>
-                <w:webHidden/>
-              </w:rPr>
-              <w:tab/>
-            </w:r>
-            <w:r>
-              <w:rPr>
-                <w:noProof/>
-                <w:webHidden/>
-              </w:rPr>
-              <w:fldChar w:fldCharType="begin"/>
-            </w:r>
-            <w:r>
-              <w:rPr>
-                <w:noProof/>
-                <w:webHidden/>
-              </w:rPr>
-              <w:instrText xml:space="preserve"> PAGEREF _Toc242662406 \h </w:instrText>
-            </w:r>
-            <w:r>
-              <w:rPr>
-                <w:noProof/>
-                <w:webHidden/>
-              </w:rPr>
-            </w:r>
-            <w:r>
-              <w:rPr>
-                <w:noProof/>
-                <w:webHidden/>
-              </w:rPr>
-              <w:fldChar w:fldCharType="separate"/>
-            </w:r>
-            <w:r>
-              <w:rPr>
-                <w:noProof/>
-                <w:webHidden/>
-              </w:rPr>
-              <w:t>7</w:t>
+              <w:t>9</w:t>
             </w:r>
             <w:r>
               <w:rPr>
@@ -2953,13 +3232,13 @@
               <w:lang w:eastAsia="en-NZ"/>
             </w:rPr>
           </w:pPr>
-          <w:hyperlink w:anchor="_Toc242662407" w:history="1">
+          <w:hyperlink w:anchor="_Toc243011979" w:history="1">
             <w:r>
               <w:rPr>
                 <w:rStyle w:val="Hyperlink"/>
                 <w:noProof/>
               </w:rPr>
-              <w:t>C# Data Access Objects</w:t>
+              <w:t>GUI Implementation</w:t>
             </w:r>
             <w:r>
               <w:rPr>
@@ -2980,7 +3259,7 @@
                 <w:noProof/>
                 <w:webHidden/>
               </w:rPr>
-              <w:instrText xml:space="preserve"> PAGEREF _Toc242662407 \h </w:instrText>
+              <w:instrText xml:space="preserve"> PAGEREF _Toc243011979 \h </w:instrText>
             </w:r>
             <w:r>
               <w:rPr>
@@ -3000,7 +3279,7 @@
                 <w:noProof/>
                 <w:webHidden/>
               </w:rPr>
-              <w:t>7</w:t>
+              <w:t>10</w:t>
             </w:r>
             <w:r>
               <w:rPr>
@@ -3023,13 +3302,13 @@
               <w:lang w:eastAsia="en-NZ"/>
             </w:rPr>
           </w:pPr>
-          <w:hyperlink w:anchor="_Toc242662408" w:history="1">
+          <w:hyperlink w:anchor="_Toc243011980" w:history="1">
             <w:r>
               <w:rPr>
                 <w:rStyle w:val="Hyperlink"/>
                 <w:noProof/>
               </w:rPr>
-              <w:t>GUI Implementation</w:t>
+              <w:t>Testing</w:t>
             </w:r>
             <w:r>
               <w:rPr>
@@ -3050,7 +3329,7 @@
                 <w:noProof/>
                 <w:webHidden/>
               </w:rPr>
-              <w:instrText xml:space="preserve"> PAGEREF _Toc242662408 \h </w:instrText>
+              <w:instrText xml:space="preserve"> PAGEREF _Toc243011980 \h </w:instrText>
             </w:r>
             <w:r>
               <w:rPr>
@@ -3070,7 +3349,7 @@
                 <w:noProof/>
                 <w:webHidden/>
               </w:rPr>
-              <w:t>7</w:t>
+              <w:t>10</w:t>
             </w:r>
             <w:r>
               <w:rPr>
@@ -3093,13 +3372,13 @@
               <w:lang w:eastAsia="en-NZ"/>
             </w:rPr>
           </w:pPr>
-          <w:hyperlink w:anchor="_Toc242662409" w:history="1">
+          <w:hyperlink w:anchor="_Toc243011981" w:history="1">
             <w:r>
               <w:rPr>
                 <w:rStyle w:val="Hyperlink"/>
                 <w:noProof/>
               </w:rPr>
-              <w:t>Testing</w:t>
+              <w:t>References</w:t>
             </w:r>
             <w:r>
               <w:rPr>
@@ -3120,7 +3399,7 @@
                 <w:noProof/>
                 <w:webHidden/>
               </w:rPr>
-              <w:instrText xml:space="preserve"> PAGEREF _Toc242662409 \h </w:instrText>
+              <w:instrText xml:space="preserve"> PAGEREF _Toc243011981 \h </w:instrText>
             </w:r>
             <w:r>
               <w:rPr>
@@ -3140,77 +3419,7 @@
                 <w:noProof/>
                 <w:webHidden/>
               </w:rPr>
-              <w:t>7</w:t>
-            </w:r>
-            <w:r>
-              <w:rPr>
-                <w:noProof/>
-                <w:webHidden/>
-              </w:rPr>
-              <w:fldChar w:fldCharType="end"/>
-            </w:r>
-          </w:hyperlink>
-        </w:p>
-        <w:p>
-          <w:pPr>
-            <w:pStyle w:val="TOC1"/>
-            <w:tabs>
-              <w:tab w:val="right" w:leader="dot" w:pos="9016"/>
-            </w:tabs>
-            <w:rPr>
-              <w:rFonts w:eastAsiaTheme="minorEastAsia"/>
-              <w:noProof/>
-              <w:lang w:eastAsia="en-NZ"/>
-            </w:rPr>
-          </w:pPr>
-          <w:hyperlink w:anchor="_Toc242662410" w:history="1">
-            <w:r>
-              <w:rPr>
-                <w:rStyle w:val="Hyperlink"/>
-                <w:noProof/>
-              </w:rPr>
-              <w:t>References</w:t>
-            </w:r>
-            <w:r>
-              <w:rPr>
-                <w:noProof/>
-                <w:webHidden/>
-              </w:rPr>
-              <w:tab/>
-            </w:r>
-            <w:r>
-              <w:rPr>
-                <w:noProof/>
-                <w:webHidden/>
-              </w:rPr>
-              <w:fldChar w:fldCharType="begin"/>
-            </w:r>
-            <w:r>
-              <w:rPr>
-                <w:noProof/>
-                <w:webHidden/>
-              </w:rPr>
-              <w:instrText xml:space="preserve"> PAGEREF _Toc242662410 \h </w:instrText>
-            </w:r>
-            <w:r>
-              <w:rPr>
-                <w:noProof/>
-                <w:webHidden/>
-              </w:rPr>
-            </w:r>
-            <w:r>
-              <w:rPr>
-                <w:noProof/>
-                <w:webHidden/>
-              </w:rPr>
-              <w:fldChar w:fldCharType="separate"/>
-            </w:r>
-            <w:r>
-              <w:rPr>
-                <w:noProof/>
-                <w:webHidden/>
-              </w:rPr>
-              <w:t>7</w:t>
+              <w:t>11</w:t>
             </w:r>
             <w:r>
               <w:rPr>
@@ -3256,7 +3465,7 @@
       <w:pPr>
         <w:pStyle w:val="Heading1"/>
       </w:pPr>
-      <w:bookmarkStart w:id="0" w:name="_Toc242662366"/>
+      <w:bookmarkStart w:id="0" w:name="_Toc243011934"/>
       <w:r>
         <w:lastRenderedPageBreak/>
         <w:t>SQL stored procedures and functions</w:t>
@@ -3264,10 +3473,129 @@
       <w:bookmarkEnd w:id="0"/>
     </w:p>
     <w:p>
+      <w:r>
+        <w:t xml:space="preserve">Large ascii </w:t>
+      </w:r>
+      <w:r>
+        <w:t>titles for code sections were generated using an online tool</w:t>
+      </w:r>
+      <w:r>
+        <w:t>.</w:t>
+      </w:r>
+      <w:r>
+        <w:t xml:space="preserve"> </w:t>
+      </w:r>
+      <w:r>
+        <w:fldChar w:fldCharType="begin"/>
+      </w:r>
+      <w:r>
+        <w:instrText xml:space="preserve"> ADDIN ZOTERO_ITEM CSL_CITATION {"citationID":"yTD4BBWO","properties":{"unsorted":false,"formattedCitation":"({\\i{}Text to ASCII Art Generator (TAAG)}, n.d.)","plainCitation":"(Text to ASCII Art Generator (TAAG), n.d.)","noteIndex":0},"citationItems":[{"id":325,"uris":["http://zotero.org/users/16394627/items/SMCA3VM6"],"itemData":{"id":325,"type":"webpage","title":"Text to ASCII Art Generator (TAAG)","URL":"https://patorjk.com/software/taag/","accessed":{"date-parts":[["2026",10,13]]}}}],"schema":"https://github.com/citation-style-language/schema/raw/master/csl-citation.json"} </w:instrText>
+      </w:r>
+      <w:r>
+        <w:fldChar w:fldCharType="separate"/>
+      </w:r>
+      <w:r>
+        <w:rPr>
+          <w:rFonts w:ascii="Aptos" w:hAnsi="Aptos" w:cs="Times New Roman"/>
+          <w:kern w:val="0"/>
+        </w:rPr>
+        <w:t>(</w:t>
+      </w:r>
+      <w:r>
+        <w:rPr>
+          <w:rFonts w:ascii="Aptos" w:hAnsi="Aptos" w:cs="Times New Roman"/>
+          <w:i/>
+          <w:iCs/>
+          <w:kern w:val="0"/>
+        </w:rPr>
+        <w:t>Text to ASCII Art Generator (TAAG)</w:t>
+      </w:r>
+      <w:r>
+        <w:rPr>
+          <w:rFonts w:ascii="Aptos" w:hAnsi="Aptos" w:cs="Times New Roman"/>
+          <w:kern w:val="0"/>
+        </w:rPr>
+        <w:t>, n.d.)</w:t>
+      </w:r>
+      <w:r>
+        <w:fldChar w:fldCharType="end"/>
+      </w:r>
+      <w:r>
+        <w:t xml:space="preserve">. </w:t>
+      </w:r>
+    </w:p>
+    <w:p>
+      <w:r>
+        <w:t xml:space="preserve">While developing procedures I began formatting </w:t>
+      </w:r>
+      <w:r>
+        <w:t xml:space="preserve">inward variables with capitals, believing them to be different </w:t>
+      </w:r>
+      <w:r>
+        <w:t xml:space="preserve">keywords </w:t>
+      </w:r>
+      <w:r>
+        <w:t>from the declarations in the table creation script</w:t>
+      </w:r>
+      <w:r>
+        <w:t xml:space="preserve">. </w:t>
+      </w:r>
+      <w:r>
+        <w:t xml:space="preserve">After realising my mistake, I’ve decided to keep </w:t>
+      </w:r>
+      <w:r>
+        <w:t xml:space="preserve">procedure arguments as uppercase </w:t>
+      </w:r>
+      <w:r>
+        <w:t>SQL</w:t>
+      </w:r>
+      <w:r>
+        <w:t xml:space="preserve"> keywords </w:t>
+      </w:r>
+      <w:r>
+        <w:t xml:space="preserve">and table definitions as lowercase, </w:t>
+      </w:r>
+      <w:r>
+        <w:t>instead</w:t>
+      </w:r>
+      <w:r>
+        <w:t xml:space="preserve"> of going through each and altering it to be lowercase with </w:t>
+      </w:r>
+      <w:r>
+        <w:t xml:space="preserve">a maximum like I’ve done for the DDL. </w:t>
+      </w:r>
+      <w:r>
+        <w:t xml:space="preserve">This inconsistency is </w:t>
+      </w:r>
+      <w:r>
+        <w:t>annoying but will take too long it fix. For now, at least table definition and procedures are individually consistent.</w:t>
+      </w:r>
+    </w:p>
+    <w:p>
+      <w:r>
+        <w:t xml:space="preserve">MySQL workbench automatically fills any </w:t>
+      </w:r>
+      <w:r>
+        <w:t>built-in</w:t>
+      </w:r>
+      <w:r>
+        <w:t xml:space="preserve"> procedure such as coalesce() </w:t>
+      </w:r>
+      <w:r>
+        <w:t xml:space="preserve">as lower case. </w:t>
+      </w:r>
+      <w:r>
+        <w:t xml:space="preserve">I’ve written all procedures in lower case, and so all keywords with </w:t>
+      </w:r>
+      <w:r>
+        <w:t>brackets () will use lower case.</w:t>
+      </w:r>
+    </w:p>
+    <w:p>
       <w:pPr>
         <w:pStyle w:val="Heading2"/>
       </w:pPr>
-      <w:bookmarkStart w:id="1" w:name="_Toc242662367"/>
+      <w:bookmarkStart w:id="1" w:name="_Toc243011935"/>
       <w:r>
         <w:t>Account Management</w:t>
       </w:r>
@@ -3275,129 +3603,122 @@
     </w:p>
     <w:p>
       <w:r>
-        <w:t xml:space="preserve">Account Management is </w:t>
-      </w:r>
-      <w:proofErr w:type="gramStart"/>
-      <w:r>
-        <w:t>straightforward,</w:t>
-      </w:r>
-      <w:proofErr w:type="gramEnd"/>
+        <w:t xml:space="preserve">Account Management is straightforward, </w:t>
+      </w:r>
+      <w:r>
+        <w:t xml:space="preserve">several key security features are </w:t>
+      </w:r>
+      <w:r>
+        <w:t>yet to be implemented. The most important of these features</w:t>
+      </w:r>
+      <w:r>
+        <w:t>, Hashing, and Database Authentication,</w:t>
+      </w:r>
+      <w:r>
+        <w:t xml:space="preserve"> will be </w:t>
+      </w:r>
+      <w:r>
+        <w:t xml:space="preserve">developed alongside transactions and validation in the next milestone. </w:t>
+      </w:r>
+      <w:r>
+        <w:t xml:space="preserve">For now, </w:t>
+      </w:r>
+      <w:r>
+        <w:t xml:space="preserve">clients will operate </w:t>
+      </w:r>
+      <w:r>
+        <w:t>with</w:t>
+      </w:r>
+      <w:r>
+        <w:t xml:space="preserve"> full trust.</w:t>
+      </w:r>
+    </w:p>
+    <w:p>
+      <w:pPr>
+        <w:pStyle w:val="Heading3"/>
+      </w:pPr>
+      <w:bookmarkStart w:id="2" w:name="_Toc243011936"/>
+      <w:r>
+        <w:t>account_delete</w:t>
+      </w:r>
+      <w:bookmarkEnd w:id="2"/>
+    </w:p>
+    <w:p>
+      <w:r>
+        <w:t>To</w:t>
+      </w:r>
+      <w:r>
+        <w:t xml:space="preserve"> cleanly manage data being removed from the database, cascades have been implemented to ensure data such as characters and their inventories are deleted alongside the account, so that </w:t>
+      </w:r>
+      <w:r>
+        <w:t xml:space="preserve">character names are made available for new players without carrying across </w:t>
+      </w:r>
+      <w:r>
+        <w:t xml:space="preserve">the </w:t>
+      </w:r>
+      <w:r>
+        <w:t>previous character</w:t>
+      </w:r>
+      <w:r>
+        <w:t>’s data.</w:t>
+      </w:r>
+    </w:p>
+    <w:p>
+      <w:pPr>
+        <w:pStyle w:val="Heading2"/>
+      </w:pPr>
+      <w:bookmarkStart w:id="3" w:name="_Toc243011937"/>
+      <w:r>
+        <w:t>Character Management</w:t>
+      </w:r>
+      <w:bookmarkEnd w:id="3"/>
+    </w:p>
+    <w:p>
+      <w:r>
+        <w:t>Creating and deleting the characters is simple, but playing as the character is much more difficult as it initialises the gameplay, creating instances of the room</w:t>
+      </w:r>
+      <w:r>
+        <w:t xml:space="preserve"> and its entities from the game data.</w:t>
+      </w:r>
       <w:r>
         <w:t xml:space="preserve"> </w:t>
       </w:r>
-      <w:r>
-        <w:t xml:space="preserve">several key security features are </w:t>
-      </w:r>
-      <w:r>
-        <w:t>yet to be implemented. The most important of these features</w:t>
-      </w:r>
-      <w:r>
-        <w:t>, Hashing, and Database Authentication,</w:t>
-      </w:r>
-      <w:r>
-        <w:t xml:space="preserve"> will be </w:t>
-      </w:r>
-      <w:r>
-        <w:t xml:space="preserve">developed alongside transactions and validation in the next milestone. </w:t>
-      </w:r>
-      <w:r>
-        <w:t xml:space="preserve">For now, </w:t>
-      </w:r>
-      <w:r>
-        <w:t>clients will operate will full trust.</w:t>
-      </w:r>
-    </w:p>
-    <w:p>
-      <w:pPr>
-        <w:pStyle w:val="Heading3"/>
-      </w:pPr>
-      <w:bookmarkStart w:id="2" w:name="_Toc242662368"/>
-      <w:proofErr w:type="spellStart"/>
-      <w:r>
-        <w:t>account_delete</w:t>
-      </w:r>
-      <w:bookmarkEnd w:id="2"/>
-      <w:proofErr w:type="spellEnd"/>
-    </w:p>
-    <w:p>
-      <w:proofErr w:type="gramStart"/>
-      <w:r>
-        <w:t>In order to</w:t>
-      </w:r>
-      <w:proofErr w:type="gramEnd"/>
-      <w:r>
-        <w:t xml:space="preserve"> cleanly manage data being removed from the database, cascades have been implemented to ensure data such as characters and their inventories are deleted alongside the account, so that </w:t>
-      </w:r>
-      <w:r>
-        <w:t xml:space="preserve">character names are made available for new players without carrying across </w:t>
-      </w:r>
-      <w:r>
-        <w:t xml:space="preserve">the </w:t>
-      </w:r>
-      <w:r>
-        <w:t>previous character</w:t>
-      </w:r>
-      <w:r>
-        <w:t>’s data.</w:t>
-      </w:r>
-    </w:p>
-    <w:p>
-      <w:pPr>
-        <w:pStyle w:val="Heading2"/>
-      </w:pPr>
-      <w:bookmarkStart w:id="3" w:name="_Toc242662369"/>
-      <w:r>
-        <w:t>Character Management</w:t>
-      </w:r>
-      <w:bookmarkEnd w:id="3"/>
-    </w:p>
-    <w:p>
-      <w:r>
-        <w:t>Creating and deleting the characters is simple, but playing as the character is much more difficult as it initialises the gameplay, creating instances of the room</w:t>
-      </w:r>
-      <w:r>
-        <w:t xml:space="preserve"> and its entities from the game data.</w:t>
+    </w:p>
+    <w:p>
+      <w:r>
+        <w:t>Reading this data happens through an interpreter</w:t>
+      </w:r>
+      <w:r>
+        <w:t xml:space="preserve"> procedure: </w:t>
+      </w:r>
+      <w:r>
+        <w:t>game_populate_room_layout</w:t>
+      </w:r>
+      <w:r>
+        <w:t xml:space="preserve">. This is used to read the ascii representation of the level then create and populate the room </w:t>
+      </w:r>
+      <w:r>
+        <w:t xml:space="preserve">entity table, ready for the player character to navigate. This </w:t>
+      </w:r>
+      <w:r>
+        <w:t xml:space="preserve">procedure is part of the game engine </w:t>
+      </w:r>
+      <w:r>
+        <w:t>section and</w:t>
+      </w:r>
+      <w:r>
+        <w:t xml:space="preserve"> may receive later updates.</w:t>
       </w:r>
       <w:r>
         <w:t xml:space="preserve"> </w:t>
       </w:r>
-    </w:p>
-    <w:p>
-      <w:r>
-        <w:t>Reading this data happens through an interpreter</w:t>
-      </w:r>
-      <w:r>
-        <w:t xml:space="preserve"> procedure: </w:t>
-      </w:r>
-      <w:proofErr w:type="spellStart"/>
-      <w:r>
-        <w:t>game_populate_room_layout</w:t>
-      </w:r>
-      <w:proofErr w:type="spellEnd"/>
-      <w:r>
-        <w:t xml:space="preserve">. This is used to read the ascii representation of the level then create and populate the room </w:t>
-      </w:r>
-      <w:r>
-        <w:t xml:space="preserve">entity table, ready for the player character to navigate. This </w:t>
-      </w:r>
-      <w:r>
-        <w:t xml:space="preserve">procedure is part of the game engine </w:t>
-      </w:r>
-      <w:r>
-        <w:t>section and</w:t>
-      </w:r>
-      <w:r>
-        <w:t xml:space="preserve"> may receive later updates.</w:t>
-      </w:r>
-      <w:r>
-        <w:t xml:space="preserve"> </w:t>
-      </w:r>
       <w:r>
         <w:t>The templates are read in the setup procedures, and when playing as a character, this template is used to populate the room with the correct entities based on the spawn table of each tile. The gameplay section covers this process in more detail.</w:t>
       </w:r>
     </w:p>
     <w:p>
       <w:r>
+        <w:lastRenderedPageBreak/>
         <w:t xml:space="preserve">The trick to getting the </w:t>
       </w:r>
       <w:r>
@@ -3446,7 +3767,13 @@
         <w:t xml:space="preserve"> </w:t>
       </w:r>
       <w:r>
-        <w:t>I was unable to ignore the indentation and must write the room templates without.</w:t>
+        <w:t xml:space="preserve">I was unable to ignore the indentation and </w:t>
+      </w:r>
+      <w:r>
+        <w:t>need to</w:t>
+      </w:r>
+      <w:r>
+        <w:t xml:space="preserve"> write the room templates without.</w:t>
       </w:r>
     </w:p>
     <w:p>
@@ -3459,6 +3786,15 @@
         </w:rPr>
       </w:pPr>
       <w:r>
+        <w:t xml:space="preserve">A late addition the character </w:t>
+      </w:r>
+      <w:r>
+        <w:t xml:space="preserve">management was character_logout. I only realised I needed it after </w:t>
+      </w:r>
+      <w:r>
+        <w:t>front end development began.</w:t>
+      </w:r>
+      <w:r>
         <w:br w:type="page"/>
       </w:r>
     </w:p>
@@ -3466,7 +3802,7 @@
       <w:pPr>
         <w:pStyle w:val="Heading2"/>
       </w:pPr>
-      <w:bookmarkStart w:id="4" w:name="_Toc242662370"/>
+      <w:bookmarkStart w:id="4" w:name="_Toc243011938"/>
       <w:r>
         <w:lastRenderedPageBreak/>
         <w:t>Party</w:t>
@@ -3477,22 +3813,15 @@
       <w:pPr>
         <w:pStyle w:val="Heading3"/>
       </w:pPr>
-      <w:bookmarkStart w:id="5" w:name="_Toc242662371"/>
-      <w:proofErr w:type="spellStart"/>
+      <w:bookmarkStart w:id="5" w:name="_Toc243011939"/>
       <w:r>
         <w:t>party_create</w:t>
       </w:r>
       <w:bookmarkEnd w:id="5"/>
-      <w:proofErr w:type="spellEnd"/>
-    </w:p>
-    <w:p>
-      <w:proofErr w:type="gramStart"/>
-      <w:r>
-        <w:t>In order for</w:t>
-      </w:r>
-      <w:proofErr w:type="gramEnd"/>
-      <w:r>
-        <w:t xml:space="preserve"> the player to start playing, they </w:t>
+    </w:p>
+    <w:p>
+      <w:r>
+        <w:t xml:space="preserve">In order for the player to start playing, they </w:t>
       </w:r>
       <w:r>
         <w:t>first create an empty party for them to join, and then a lobby room for their character entity to be placed in.</w:t>
@@ -3514,13 +3843,11 @@
       <w:pPr>
         <w:pStyle w:val="Heading3"/>
       </w:pPr>
-      <w:bookmarkStart w:id="6" w:name="_Toc242662372"/>
-      <w:proofErr w:type="spellStart"/>
+      <w:bookmarkStart w:id="6" w:name="_Toc243011940"/>
       <w:r>
         <w:t>party_invite</w:t>
       </w:r>
       <w:bookmarkEnd w:id="6"/>
-      <w:proofErr w:type="spellEnd"/>
     </w:p>
     <w:p>
       <w:r>
@@ -3534,13 +3861,11 @@
       <w:pPr>
         <w:pStyle w:val="Heading3"/>
       </w:pPr>
-      <w:bookmarkStart w:id="7" w:name="_Toc242662373"/>
-      <w:proofErr w:type="spellStart"/>
+      <w:bookmarkStart w:id="7" w:name="_Toc243011941"/>
       <w:r>
         <w:t>party_add_player</w:t>
       </w:r>
       <w:bookmarkEnd w:id="7"/>
-      <w:proofErr w:type="spellEnd"/>
     </w:p>
     <w:p>
       <w:r>
@@ -3550,15 +3875,7 @@
         <w:t>, mostly to clean up empty parties and rooms. The current implementation has no transactions and is prone to errors</w:t>
       </w:r>
       <w:r>
-        <w:t xml:space="preserve">. </w:t>
-      </w:r>
-      <w:proofErr w:type="gramStart"/>
-      <w:r>
-        <w:t>So</w:t>
-      </w:r>
-      <w:proofErr w:type="gramEnd"/>
-      <w:r>
-        <w:t xml:space="preserve"> checks are built into the procedure. In the final milestone, the transactions will be formalised and fix this </w:t>
+        <w:t xml:space="preserve">. So checks are built into the procedure. In the final milestone, the transactions will be formalised and fix this </w:t>
       </w:r>
       <w:r>
         <w:t>ad hoc solution.</w:t>
@@ -3571,13 +3888,11 @@
       <w:pPr>
         <w:pStyle w:val="Heading3"/>
       </w:pPr>
-      <w:bookmarkStart w:id="8" w:name="_Toc242662374"/>
-      <w:proofErr w:type="spellStart"/>
+      <w:bookmarkStart w:id="8" w:name="_Toc243011942"/>
       <w:r>
         <w:t>party_remove_player</w:t>
       </w:r>
       <w:bookmarkEnd w:id="8"/>
-      <w:proofErr w:type="spellEnd"/>
     </w:p>
     <w:p>
       <w:r>
@@ -3587,15 +3902,7 @@
         <w:t xml:space="preserve">emoving a player can be done </w:t>
       </w:r>
       <w:r>
-        <w:t xml:space="preserve">by the party leader, or by the player themselves. It removes the selected player and calls the </w:t>
-      </w:r>
-      <w:proofErr w:type="spellStart"/>
-      <w:r>
-        <w:t>party_create</w:t>
-      </w:r>
-      <w:proofErr w:type="spellEnd"/>
-      <w:r>
-        <w:t xml:space="preserve"> function to place them in an empty</w:t>
+        <w:t>by the party leader, or by the player themselves. It removes the selected player and calls the party_create function to place them in an empty</w:t>
       </w:r>
       <w:r>
         <w:t xml:space="preserve"> party and</w:t>
@@ -3607,499 +3914,924 @@
         <w:t xml:space="preserve"> It’s now used as a generic function</w:t>
       </w:r>
       <w:r>
-        <w:t xml:space="preserve"> in the </w:t>
-      </w:r>
-      <w:proofErr w:type="spellStart"/>
-      <w:r>
-        <w:t>party_add_player</w:t>
-      </w:r>
-      <w:proofErr w:type="spellEnd"/>
+        <w:t xml:space="preserve"> in the party_add_player </w:t>
+      </w:r>
+      <w:r>
+        <w:t>to handle removing the player from the previous party cleanly.</w:t>
+      </w:r>
+    </w:p>
+    <w:p>
+      <w:pPr>
+        <w:pStyle w:val="Heading3"/>
+      </w:pPr>
+      <w:bookmarkStart w:id="9" w:name="_Toc243011943"/>
+      <w:r>
+        <w:t>party_toggle_ready</w:t>
+      </w:r>
+      <w:bookmarkEnd w:id="9"/>
+    </w:p>
+    <w:p>
+      <w:r>
+        <w:t>T</w:t>
+      </w:r>
+      <w:r>
+        <w:t xml:space="preserve">his procedure flips </w:t>
+      </w:r>
+      <w:r>
+        <w:t>the player_character Boolean</w:t>
+      </w:r>
+      <w:r>
+        <w:t xml:space="preserve"> and then does a </w:t>
+      </w:r>
+      <w:r>
+        <w:t>check on all party members. It gets the number of unready members and once that’s 0, the game st</w:t>
+      </w:r>
+      <w:r>
+        <w:t>art procedure is called</w:t>
+      </w:r>
+    </w:p>
+    <w:p>
+      <w:pPr>
+        <w:pStyle w:val="Heading3"/>
+      </w:pPr>
+      <w:bookmarkStart w:id="10" w:name="_Toc243011944"/>
+      <w:r>
+        <w:t>party_start_game</w:t>
+      </w:r>
+      <w:bookmarkEnd w:id="10"/>
+    </w:p>
+    <w:p>
+      <w:r>
+        <w:t>I used several error checks to troubleshoot issues I was having</w:t>
+      </w:r>
+      <w:r>
+        <w:t xml:space="preserve"> such as duplicate calls </w:t>
+      </w:r>
+      <w:r>
+        <w:t xml:space="preserve">and </w:t>
+      </w:r>
+      <w:r>
+        <w:t xml:space="preserve">inconsistency. </w:t>
+      </w:r>
+      <w:r>
+        <w:t xml:space="preserve">It </w:t>
+      </w:r>
+      <w:r>
+        <w:t>performs</w:t>
+      </w:r>
+      <w:r>
+        <w:t xml:space="preserve"> the same unready check </w:t>
+      </w:r>
+      <w:r>
+        <w:t>as the toggle ready procedure</w:t>
+      </w:r>
+      <w:r>
+        <w:t xml:space="preserve"> to ensure data hasn’t changed. While </w:t>
+      </w:r>
+      <w:r>
+        <w:t xml:space="preserve">the checks are now unnecessary due to my fixes, I’ll keep </w:t>
+      </w:r>
+      <w:r>
+        <w:t>them, as</w:t>
+      </w:r>
       <w:r>
         <w:t xml:space="preserve"> </w:t>
       </w:r>
       <w:r>
-        <w:t>to handle removing the player from the previous party cleanly.</w:t>
-      </w:r>
+        <w:t>i</w:t>
+      </w:r>
+      <w:r>
+        <w:t>n the next</w:t>
+      </w:r>
+      <w:r>
+        <w:t xml:space="preserve"> iteration, these checks will be formalised </w:t>
+      </w:r>
+      <w:r>
+        <w:t>with</w:t>
+      </w:r>
+      <w:r>
+        <w:t xml:space="preserve"> transaction</w:t>
+      </w:r>
+      <w:r>
+        <w:t>al logic.</w:t>
+      </w:r>
+    </w:p>
+    <w:p>
+      <w:pPr>
+        <w:pStyle w:val="Heading2"/>
+      </w:pPr>
+      <w:bookmarkStart w:id="11" w:name="_Toc243011945"/>
+      <w:r>
+        <w:t>Communication</w:t>
+      </w:r>
+      <w:bookmarkEnd w:id="11"/>
+    </w:p>
+    <w:p>
+      <w:r>
+        <w:t xml:space="preserve">Messaging </w:t>
+      </w:r>
+      <w:r>
+        <w:t xml:space="preserve">was downscaled to only party chat. To keep things simple, </w:t>
+      </w:r>
+      <w:r>
+        <w:t>the chat is deleted as part of a cascade when the party is deleted. Keeping the database clean and my work simple.</w:t>
+      </w:r>
+    </w:p>
+    <w:p>
+      <w:pPr>
+        <w:pStyle w:val="Heading2"/>
+      </w:pPr>
+      <w:bookmarkStart w:id="12" w:name="_Toc243011946"/>
+      <w:r>
+        <w:lastRenderedPageBreak/>
+        <w:t>Gameplay</w:t>
+      </w:r>
+      <w:bookmarkEnd w:id="12"/>
+    </w:p>
+    <w:p>
+      <w:pPr>
+        <w:pStyle w:val="Heading2"/>
+      </w:pPr>
+      <w:bookmarkStart w:id="13" w:name="_Toc243011947"/>
+      <w:r>
+        <w:t>Inventory</w:t>
+      </w:r>
+      <w:bookmarkEnd w:id="13"/>
     </w:p>
     <w:p>
       <w:pPr>
         <w:pStyle w:val="Heading3"/>
       </w:pPr>
-      <w:bookmarkStart w:id="9" w:name="_Toc242662375"/>
-      <w:proofErr w:type="spellStart"/>
-      <w:r>
-        <w:t>party_toggle_ready</w:t>
-      </w:r>
-      <w:bookmarkEnd w:id="9"/>
-      <w:proofErr w:type="spellEnd"/>
-    </w:p>
-    <w:p/>
+      <w:bookmarkStart w:id="14" w:name="_Toc243011948"/>
+      <w:r>
+        <w:t>inventory_get</w:t>
+      </w:r>
+      <w:bookmarkEnd w:id="14"/>
+    </w:p>
+    <w:p>
+      <w:r>
+        <w:t xml:space="preserve">When I began developing the inventory and item management, </w:t>
+      </w:r>
+      <w:r>
+        <w:t xml:space="preserve">I realised that I would need a set of procedures for simply getting the data to display for the front end. </w:t>
+      </w:r>
+      <w:r>
+        <w:t xml:space="preserve">Inventory_get was the first. </w:t>
+      </w:r>
+    </w:p>
     <w:p>
       <w:pPr>
         <w:pStyle w:val="Heading3"/>
       </w:pPr>
-      <w:bookmarkStart w:id="10" w:name="_Toc242662376"/>
-      <w:proofErr w:type="spellStart"/>
-      <w:r>
-        <w:t>party_start_game</w:t>
-      </w:r>
-      <w:bookmarkEnd w:id="10"/>
-      <w:proofErr w:type="spellEnd"/>
-    </w:p>
-    <w:p/>
+      <w:bookmarkStart w:id="15" w:name="_Toc243011949"/>
+      <w:r>
+        <w:t>inventory_pickup</w:t>
+      </w:r>
+      <w:bookmarkEnd w:id="15"/>
+    </w:p>
+    <w:p>
+      <w:r>
+        <w:t xml:space="preserve">Picking up items </w:t>
+      </w:r>
+      <w:r>
+        <w:t>was exceptionally difficult due to a decision I had made earlier</w:t>
+      </w:r>
+      <w:r>
+        <w:t xml:space="preserve">. I decided that Items should be able to stack in </w:t>
+      </w:r>
+      <w:r>
+        <w:t xml:space="preserve">inventory slots, but not all items, and some would have different maximum stack sizes. </w:t>
+      </w:r>
+    </w:p>
+    <w:p>
+      <w:r>
+        <w:t xml:space="preserve">My solution in the end was a while condition, looping through the </w:t>
+      </w:r>
+      <w:r>
+        <w:t xml:space="preserve">inventory slots and transferring items up to their maximum </w:t>
+      </w:r>
+      <w:r>
+        <w:t xml:space="preserve">stack </w:t>
+      </w:r>
+      <w:r>
+        <w:t>values</w:t>
+      </w:r>
+      <w:r>
+        <w:t>. Ground tiles have no upper limit and so a player could potentially go from empty to full inventory picking up an enormous pile of</w:t>
+      </w:r>
+      <w:r>
+        <w:t xml:space="preserve"> keys or </w:t>
+      </w:r>
+      <w:r>
+        <w:t>coins.</w:t>
+      </w:r>
+      <w:r>
+        <w:t xml:space="preserve"> </w:t>
+      </w:r>
+    </w:p>
+    <w:p>
+      <w:r>
+        <w:t xml:space="preserve">In a further iteration, functions to split stacks amongst </w:t>
+      </w:r>
+      <w:r>
+        <w:t xml:space="preserve">inventory slots or drop specific quantities of items will be required, as currently players may only pick up and drop </w:t>
+      </w:r>
+      <w:r>
+        <w:t>entire inventory slots.</w:t>
+      </w:r>
+    </w:p>
+    <w:p>
+      <w:pPr>
+        <w:pStyle w:val="Heading3"/>
+      </w:pPr>
+      <w:bookmarkStart w:id="16" w:name="_Toc243011950"/>
+      <w:r>
+        <w:t>inventory_drop</w:t>
+      </w:r>
+      <w:bookmarkEnd w:id="16"/>
+    </w:p>
+    <w:p>
+      <w:r>
+        <w:t xml:space="preserve">dropping items was significantly more straightforward than picking them up. </w:t>
+      </w:r>
+      <w:r>
+        <w:t xml:space="preserve">To keep things simple, instead of adding items of the same type to the </w:t>
+      </w:r>
+      <w:r>
+        <w:t xml:space="preserve">ground entity’s quantity, I simply make a new item entity. </w:t>
+      </w:r>
+      <w:r>
+        <w:t xml:space="preserve">While this does present a minor UX issue, it </w:t>
+      </w:r>
+      <w:r>
+        <w:t>prevents integer overflows and simplifies my code.</w:t>
+      </w:r>
+    </w:p>
+    <w:p>
+      <w:r>
+        <w:t>The</w:t>
+      </w:r>
+      <w:r>
+        <w:t xml:space="preserve"> future transactional </w:t>
+      </w:r>
+      <w:r>
+        <w:t>iteration may rework this implementation.</w:t>
+      </w:r>
+    </w:p>
     <w:p>
       <w:pPr>
         <w:pStyle w:val="Heading2"/>
       </w:pPr>
-      <w:bookmarkStart w:id="11" w:name="_Toc242662377"/>
-      <w:r>
-        <w:t>Communication</w:t>
-      </w:r>
-      <w:bookmarkEnd w:id="11"/>
-    </w:p>
-    <w:p>
-      <w:r>
-        <w:t xml:space="preserve">Messaging </w:t>
-      </w:r>
-      <w:r>
-        <w:t xml:space="preserve">was downscaled to only party chat. To keep things simple, </w:t>
-      </w:r>
-      <w:r>
-        <w:t>the chat is deleted as part of a cascade when the party is deleted. Keeping the database clean and my work simple.</w:t>
+      <w:bookmarkStart w:id="17" w:name="_Toc243011951"/>
+      <w:r>
+        <w:t>Movement</w:t>
+      </w:r>
+      <w:bookmarkEnd w:id="17"/>
+    </w:p>
+    <w:p>
+      <w:r>
+        <w:t xml:space="preserve">Movement was originally going to use pathfinding </w:t>
+      </w:r>
+      <w:r>
+        <w:t xml:space="preserve">with scheduled tick movement, but due to MySQL only being able to schedule one tick per second, movement has been made instant </w:t>
+      </w:r>
+      <w:r>
+        <w:t>via WASD movement. Interacting with entities via click will only work if the character is already in a valid position and will not make the character pathfind towards them</w:t>
+      </w:r>
+    </w:p>
+    <w:p>
+      <w:r>
+        <w:t xml:space="preserve">As movement </w:t>
+      </w:r>
+      <w:r>
+        <w:t>needs to gracefully handle obstructions without a</w:t>
+      </w:r>
+      <w:r>
+        <w:t>n</w:t>
+      </w:r>
+      <w:r>
+        <w:t xml:space="preserve"> error crashing the </w:t>
+      </w:r>
+      <w:r>
+        <w:t>server</w:t>
+      </w:r>
+      <w:r>
+        <w:t xml:space="preserve">, it needed to be handled with a </w:t>
+      </w:r>
+      <w:r>
+        <w:t>result message instead of the previous errors. This will be formalised with a transaction in the third milestone.</w:t>
+      </w:r>
+      <w:r>
+        <w:t xml:space="preserve"> </w:t>
+      </w:r>
+    </w:p>
+    <w:p>
+      <w:r>
+        <w:t xml:space="preserve">While I had originally decided that player could occupy the same tile, I later discovered the requirements stated that players could only occupy the home tile at the same time </w:t>
+      </w:r>
+      <w:r>
+        <w:lastRenderedPageBreak/>
+        <w:t>and must block all others. I had to quickly rewrite a few functions, but the final implementation meets the requirement</w:t>
+      </w:r>
+      <w:r>
+        <w:t>.</w:t>
       </w:r>
     </w:p>
     <w:p>
       <w:pPr>
         <w:pStyle w:val="Heading2"/>
       </w:pPr>
-      <w:bookmarkStart w:id="12" w:name="_Toc242662378"/>
-      <w:r>
-        <w:t>Gameplay</w:t>
-      </w:r>
-      <w:bookmarkEnd w:id="12"/>
+      <w:bookmarkStart w:id="18" w:name="_Toc243011952"/>
+      <w:r>
+        <w:t>Interaction</w:t>
+      </w:r>
+      <w:bookmarkEnd w:id="18"/>
+    </w:p>
+    <w:p>
+      <w:pPr>
+        <w:pStyle w:val="Heading3"/>
+      </w:pPr>
+      <w:bookmarkStart w:id="19" w:name="_Toc243011953"/>
+      <w:r>
+        <w:t>room_get</w:t>
+      </w:r>
+      <w:bookmarkEnd w:id="19"/>
+    </w:p>
+    <w:p>
+      <w:r>
+        <w:t>I</w:t>
+      </w:r>
+      <w:r>
+        <w:t xml:space="preserve"> modified the debug room view to create a query for the client to see the room they were in.</w:t>
+      </w:r>
+      <w:r>
+        <w:t xml:space="preserve"> I considered a game_state_get with a wider </w:t>
+      </w:r>
+      <w:r>
+        <w:t>view but</w:t>
+      </w:r>
+      <w:r>
+        <w:t xml:space="preserve"> decided that the player only </w:t>
+      </w:r>
+      <w:r>
+        <w:t>need</w:t>
+      </w:r>
+      <w:r>
+        <w:t>s</w:t>
+      </w:r>
+      <w:r>
+        <w:t xml:space="preserve"> to see their current environment.</w:t>
+      </w:r>
+      <w:r>
+        <w:t xml:space="preserve"> </w:t>
+      </w:r>
+      <w:r>
+        <w:t>A</w:t>
+      </w:r>
+      <w:r>
+        <w:t xml:space="preserve"> parallel to cybersecurity principles.</w:t>
+      </w:r>
+      <w:r>
+        <w:t xml:space="preserve"> </w:t>
+      </w:r>
+    </w:p>
+    <w:p>
+      <w:pPr>
+        <w:pStyle w:val="Heading3"/>
+      </w:pPr>
+      <w:bookmarkStart w:id="20" w:name="_Toc243011954"/>
+      <w:r>
+        <w:t>gameplay_exami</w:t>
+      </w:r>
+      <w:r>
+        <w:t>n</w:t>
+      </w:r>
+      <w:r>
+        <w:t>e_entity</w:t>
+      </w:r>
+      <w:bookmarkEnd w:id="20"/>
+    </w:p>
+    <w:p>
+      <w:pPr>
+        <w:pStyle w:val="Heading3"/>
+      </w:pPr>
+      <w:bookmarkStart w:id="21" w:name="_Toc243011955"/>
+      <w:r>
+        <w:t>gameplay_cast_gem</w:t>
+      </w:r>
+      <w:bookmarkEnd w:id="21"/>
+    </w:p>
+    <w:p>
+      <w:pPr>
+        <w:pStyle w:val="Heading3"/>
+      </w:pPr>
+      <w:bookmarkStart w:id="22" w:name="_Toc243011956"/>
+      <w:r>
+        <w:t>gameplay_unlock_door</w:t>
+      </w:r>
+      <w:bookmarkEnd w:id="22"/>
+    </w:p>
+    <w:p>
+      <w:pPr>
+        <w:pStyle w:val="Heading3"/>
+      </w:pPr>
+      <w:bookmarkStart w:id="23" w:name="_Toc243011957"/>
+      <w:r>
+        <w:t>gameplay_unlock_chest</w:t>
+      </w:r>
+      <w:bookmarkEnd w:id="23"/>
+    </w:p>
+    <w:p>
+      <w:pPr>
+        <w:pStyle w:val="Heading3"/>
+      </w:pPr>
+      <w:bookmarkStart w:id="24" w:name="_Toc243011958"/>
+      <w:r>
+        <w:t>shop_view</w:t>
+      </w:r>
+      <w:bookmarkEnd w:id="24"/>
+    </w:p>
+    <w:p>
+      <w:pPr>
+        <w:pStyle w:val="Heading3"/>
+      </w:pPr>
+      <w:bookmarkStart w:id="25" w:name="_Toc243011959"/>
+      <w:r>
+        <w:t>shop_purchase</w:t>
+      </w:r>
+      <w:bookmarkEnd w:id="25"/>
+    </w:p>
+    <w:p>
+      <w:r>
+        <w:t xml:space="preserve">These procedures </w:t>
+      </w:r>
+      <w:r>
+        <w:t>have all been postponed to focus on critical requirements. I may revisit them in a later iteration.</w:t>
+      </w:r>
     </w:p>
     <w:p>
       <w:pPr>
         <w:pStyle w:val="Heading2"/>
       </w:pPr>
-      <w:bookmarkStart w:id="13" w:name="_Toc242662379"/>
-      <w:r>
-        <w:t>Inventory</w:t>
-      </w:r>
-      <w:bookmarkEnd w:id="13"/>
+      <w:bookmarkStart w:id="26" w:name="_Toc243011960"/>
+      <w:r>
+        <w:t>Game Engine</w:t>
+      </w:r>
+      <w:bookmarkEnd w:id="26"/>
     </w:p>
     <w:p>
       <w:pPr>
         <w:pStyle w:val="Heading3"/>
       </w:pPr>
-      <w:bookmarkStart w:id="14" w:name="_Toc242662380"/>
-      <w:proofErr w:type="spellStart"/>
-      <w:r>
-        <w:t>inventory_move_item</w:t>
-      </w:r>
-      <w:bookmarkEnd w:id="14"/>
-      <w:proofErr w:type="spellEnd"/>
-    </w:p>
-    <w:p/>
+      <w:bookmarkStart w:id="27" w:name="_Toc243011961"/>
+      <w:r>
+        <w:t>game_generate_cave</w:t>
+      </w:r>
+      <w:bookmarkEnd w:id="27"/>
+    </w:p>
+    <w:p>
+      <w:r>
+        <w:t xml:space="preserve">Generating the full cave network when the game starts is a </w:t>
+      </w:r>
+      <w:r>
+        <w:t xml:space="preserve">multi-stage process that uses several passes to generate caves of a certain depth before connecting them with a helper procedure to the previous depth, </w:t>
+      </w:r>
+      <w:r>
+        <w:t>and repeating until the chosen number of rooms has been generated.</w:t>
+      </w:r>
+      <w:r>
+        <w:t xml:space="preserve"> I decided halfway through attempting to implement this, that for the current iteration, it will instead use a </w:t>
+      </w:r>
+      <w:r>
+        <w:t>barebones procedure that creates a single room. Further iterations wil</w:t>
+      </w:r>
+    </w:p>
     <w:p>
       <w:pPr>
         <w:pStyle w:val="Heading3"/>
       </w:pPr>
-      <w:bookmarkStart w:id="15" w:name="_Toc242662381"/>
-      <w:proofErr w:type="spellStart"/>
+      <w:bookmarkStart w:id="28" w:name="_Toc243011962"/>
+      <w:r>
+        <w:t>game_process_tick</w:t>
+      </w:r>
+      <w:bookmarkEnd w:id="28"/>
+    </w:p>
+    <w:p>
+      <w:r>
+        <w:t>The ticks are handled by a scheduled event that fires every second. This is responsible for npc actions,</w:t>
+      </w:r>
+      <w:r>
+        <w:t xml:space="preserve"> effect timings, and </w:t>
+      </w:r>
+      <w:r>
+        <w:t>game time.</w:t>
+      </w:r>
+    </w:p>
+    <w:p>
+      <w:pPr>
+        <w:pStyle w:val="Heading3"/>
+      </w:pPr>
+      <w:bookmarkStart w:id="29" w:name="_Toc243011963"/>
+      <w:r>
+        <w:t>game_process_npc</w:t>
+      </w:r>
+      <w:bookmarkEnd w:id="29"/>
+    </w:p>
+    <w:p>
+      <w:r>
+        <w:t xml:space="preserve">npc’s have a simple behaviour where they will move in a random valid direction once every third tick. This is the minimum required </w:t>
+      </w:r>
+      <w:r>
+        <w:t>and may be updated in a later iteration.</w:t>
+      </w:r>
+    </w:p>
+    <w:p>
+      <w:pPr>
+        <w:pStyle w:val="Heading3"/>
+      </w:pPr>
+      <w:bookmarkStart w:id="30" w:name="_Toc243011964"/>
       <w:r>
         <w:lastRenderedPageBreak/>
-        <w:t>inventory_transfer_item</w:t>
-      </w:r>
-      <w:bookmarkEnd w:id="15"/>
-      <w:proofErr w:type="spellEnd"/>
-    </w:p>
-    <w:p/>
+        <w:t>game_populate_room_layout</w:t>
+      </w:r>
+      <w:bookmarkEnd w:id="30"/>
+    </w:p>
+    <w:p>
+      <w:r>
+        <w:t>T</w:t>
+      </w:r>
+      <w:r>
+        <w:t xml:space="preserve">his is the interpretation </w:t>
+      </w:r>
+      <w:r>
+        <w:t>procedure that allows ascii representations of maps to be used as templates, translating symbols to tile entities with connected spawn tables.</w:t>
+      </w:r>
+    </w:p>
     <w:p>
       <w:pPr>
         <w:pStyle w:val="Heading3"/>
       </w:pPr>
-      <w:bookmarkStart w:id="16" w:name="_Toc242662382"/>
-      <w:proofErr w:type="spellStart"/>
-      <w:r>
-        <w:t>inventory_pickup</w:t>
-      </w:r>
-      <w:bookmarkEnd w:id="16"/>
-      <w:proofErr w:type="spellEnd"/>
-    </w:p>
-    <w:p/>
+      <w:bookmarkStart w:id="31" w:name="_Toc243011965"/>
+      <w:r>
+        <w:t>g</w:t>
+      </w:r>
+      <w:r>
+        <w:t>ame_populate_room_entitie</w:t>
+      </w:r>
+      <w:r>
+        <w:t>s</w:t>
+      </w:r>
+      <w:bookmarkEnd w:id="31"/>
+    </w:p>
+    <w:p>
+      <w:r>
+        <w:t>When rooms are instantiated, they need to be populated with entities from their spawn tables. These spawn tables include weights which need to be calculated to determine the chance of each entity spawning.</w:t>
+      </w:r>
+    </w:p>
+    <w:p>
+      <w:r>
+        <w:t xml:space="preserve">This procedure grew enormously complicated and involved several </w:t>
+      </w:r>
+      <w:r>
+        <w:t xml:space="preserve">database features such as a cursor to cycle through each tile in the map template, as well as </w:t>
+      </w:r>
+      <w:r>
+        <w:t xml:space="preserve">several </w:t>
+      </w:r>
+      <w:r>
+        <w:t>rand</w:t>
+      </w:r>
+      <w:r>
+        <w:t xml:space="preserve">omness </w:t>
+      </w:r>
+      <w:r>
+        <w:t>functions to handle weighted chance</w:t>
+      </w:r>
+      <w:r>
+        <w:t>.</w:t>
+      </w:r>
+    </w:p>
     <w:p>
       <w:pPr>
         <w:pStyle w:val="Heading3"/>
       </w:pPr>
-      <w:bookmarkStart w:id="17" w:name="_Toc242662383"/>
-      <w:proofErr w:type="spellStart"/>
-      <w:r>
-        <w:t>inventory_drop</w:t>
-      </w:r>
-      <w:bookmarkEnd w:id="17"/>
-      <w:proofErr w:type="spellEnd"/>
-    </w:p>
-    <w:p/>
+      <w:bookmarkStart w:id="32" w:name="_Toc243011966"/>
+      <w:r>
+        <w:t>game_end</w:t>
+      </w:r>
+      <w:bookmarkEnd w:id="32"/>
+    </w:p>
+    <w:p>
+      <w:r>
+        <w:t xml:space="preserve">Ending the game involves </w:t>
+      </w:r>
+      <w:r>
+        <w:t>a simple deletion of all non-lobby rooms</w:t>
+      </w:r>
+      <w:r>
+        <w:t xml:space="preserve"> and a flag to signal the game is ready to be deleted. Both these processes are handled in the game tick</w:t>
+      </w:r>
+      <w:r>
+        <w:t xml:space="preserve"> procedure.</w:t>
+      </w:r>
+    </w:p>
     <w:p>
       <w:pPr>
         <w:pStyle w:val="Heading2"/>
       </w:pPr>
-      <w:bookmarkStart w:id="18" w:name="_Toc242662384"/>
-      <w:r>
-        <w:t>Movement</w:t>
-      </w:r>
-      <w:bookmarkEnd w:id="18"/>
-    </w:p>
-    <w:p>
-      <w:r>
-        <w:t xml:space="preserve">Movement was originally going to use pathfinding </w:t>
-      </w:r>
-      <w:r>
-        <w:t xml:space="preserve">with scheduled tick movement, but due to MySQL only being able to schedule one tick per second, movement has been made instant </w:t>
-      </w:r>
-      <w:r>
-        <w:t xml:space="preserve">via WASD movement. Interacting with entities via click will only work if the character is already in a valid position and will not make the character </w:t>
-      </w:r>
-      <w:proofErr w:type="spellStart"/>
-      <w:r>
-        <w:t>pathfind</w:t>
-      </w:r>
-      <w:proofErr w:type="spellEnd"/>
-      <w:r>
-        <w:t xml:space="preserve"> towards them</w:t>
-      </w:r>
-    </w:p>
-    <w:p>
-      <w:r>
-        <w:t xml:space="preserve">As movement </w:t>
-      </w:r>
-      <w:r>
-        <w:t>needs to gracefully handle obstructions without a</w:t>
-      </w:r>
-      <w:r>
-        <w:t>n</w:t>
-      </w:r>
-      <w:r>
-        <w:t xml:space="preserve"> error crashing the </w:t>
-      </w:r>
-      <w:r>
-        <w:t>server</w:t>
-      </w:r>
-      <w:r>
-        <w:t xml:space="preserve">, it needed to be handled with a </w:t>
-      </w:r>
-      <w:r>
-        <w:t>result message instead of the previous errors. This will be formalised with a transaction in the third milestone.</w:t>
+      <w:bookmarkStart w:id="33" w:name="_Toc243011967"/>
+      <w:r>
+        <w:t>Score</w:t>
+      </w:r>
+      <w:bookmarkEnd w:id="33"/>
+    </w:p>
+    <w:p>
+      <w:pPr>
+        <w:pStyle w:val="Heading3"/>
+      </w:pPr>
+      <w:bookmarkStart w:id="34" w:name="_Toc243011968"/>
+      <w:r>
+        <w:t>score_tally</w:t>
+      </w:r>
+      <w:bookmarkEnd w:id="34"/>
+    </w:p>
+    <w:p>
+      <w:r>
+        <w:t>tallying the score required yet another new table to be added. This time, the scoreboard. Which has one instance per party. It tracks each character in the party’s score</w:t>
+      </w:r>
+      <w:r>
+        <w:t xml:space="preserve">. It works by detecting if the player is entering or leaving the lobby and </w:t>
+      </w:r>
+      <w:r>
+        <w:t xml:space="preserve">adding or subtracting the total score value of their inventory </w:t>
+      </w:r>
+      <w:r>
+        <w:t xml:space="preserve">depending on the direction. going in subtracts the total score value of your </w:t>
+      </w:r>
+      <w:r>
+        <w:t>inventory and</w:t>
+      </w:r>
+      <w:r>
+        <w:t xml:space="preserve"> going out vice versa.</w:t>
+      </w:r>
+    </w:p>
+    <w:p>
+      <w:pPr>
+        <w:pStyle w:val="Heading3"/>
+      </w:pPr>
+      <w:bookmarkStart w:id="35" w:name="_Toc243011969"/>
+      <w:r>
+        <w:t>score_get</w:t>
+      </w:r>
+      <w:bookmarkEnd w:id="35"/>
+    </w:p>
+    <w:p>
+      <w:r>
+        <w:t xml:space="preserve">One of the many </w:t>
+      </w:r>
+      <w:r>
+        <w:t>procedures required by the front end for retrieving game data. In this case, it is the party scoreboard.</w:t>
       </w:r>
       <w:r>
         <w:t xml:space="preserve"> </w:t>
       </w:r>
+      <w:r>
+        <w:t>The foreign key reference the character,</w:t>
+      </w:r>
+      <w:r>
+        <w:t xml:space="preserve"> and party with cascade deletes, so</w:t>
+      </w:r>
+      <w:r>
+        <w:t xml:space="preserve">, as long as the party remains with someone in it, the scores of all </w:t>
+      </w:r>
+      <w:r>
+        <w:t>previous party members will remain. Although</w:t>
+      </w:r>
+      <w:r>
+        <w:t xml:space="preserve"> it will be reset when a new game begins.</w:t>
+      </w:r>
+      <w:r>
+        <w:t xml:space="preserve"> </w:t>
+      </w:r>
     </w:p>
     <w:p>
       <w:pPr>
         <w:pStyle w:val="Heading2"/>
       </w:pPr>
-      <w:bookmarkStart w:id="19" w:name="_Toc242662385"/>
-      <w:r>
-        <w:t>Interaction</w:t>
-      </w:r>
-      <w:bookmarkEnd w:id="19"/>
+      <w:bookmarkStart w:id="36" w:name="_Toc243011970"/>
+      <w:r>
+        <w:t>Debug</w:t>
+      </w:r>
+      <w:bookmarkEnd w:id="36"/>
+    </w:p>
+    <w:p>
+      <w:r>
+        <w:t>Several debug features were built for ongoing testing such as tools to view specific room</w:t>
+      </w:r>
+      <w:r>
+        <w:t>s. They are adjacent to administrative functions and thus can only be used by administrators</w:t>
+      </w:r>
+      <w:r>
+        <w:t>.</w:t>
+      </w:r>
     </w:p>
     <w:p>
       <w:pPr>
         <w:pStyle w:val="Heading3"/>
       </w:pPr>
-      <w:bookmarkStart w:id="20" w:name="_Toc242662386"/>
-      <w:proofErr w:type="spellStart"/>
-      <w:r>
-        <w:t>gameplay_exami</w:t>
-      </w:r>
-      <w:r>
-        <w:t>n</w:t>
-      </w:r>
-      <w:r>
-        <w:t>e_entity</w:t>
-      </w:r>
-      <w:bookmarkEnd w:id="20"/>
-      <w:proofErr w:type="spellEnd"/>
-    </w:p>
-    <w:p/>
-    <w:p>
-      <w:pPr>
-        <w:pStyle w:val="Heading3"/>
-      </w:pPr>
-      <w:bookmarkStart w:id="21" w:name="_Toc242662387"/>
-      <w:proofErr w:type="spellStart"/>
-      <w:r>
-        <w:t>gameplay_cast_gem</w:t>
-      </w:r>
-      <w:bookmarkEnd w:id="21"/>
-      <w:proofErr w:type="spellEnd"/>
-    </w:p>
-    <w:p/>
-    <w:p>
-      <w:pPr>
-        <w:pStyle w:val="Heading3"/>
-      </w:pPr>
-      <w:bookmarkStart w:id="22" w:name="_Toc242662388"/>
-      <w:proofErr w:type="spellStart"/>
-      <w:r>
-        <w:t>gameplay_unlock_door</w:t>
-      </w:r>
-      <w:bookmarkEnd w:id="22"/>
-      <w:proofErr w:type="spellEnd"/>
-    </w:p>
-    <w:p/>
-    <w:p>
-      <w:pPr>
-        <w:pStyle w:val="Heading3"/>
-      </w:pPr>
-      <w:bookmarkStart w:id="23" w:name="_Toc242662389"/>
-      <w:proofErr w:type="spellStart"/>
-      <w:r>
-        <w:t>gameplay_unlock_chest</w:t>
-      </w:r>
-      <w:bookmarkEnd w:id="23"/>
-      <w:proofErr w:type="spellEnd"/>
-    </w:p>
-    <w:p/>
-    <w:p>
-      <w:pPr>
-        <w:pStyle w:val="Heading3"/>
-      </w:pPr>
-      <w:bookmarkStart w:id="24" w:name="_Toc242662390"/>
-      <w:proofErr w:type="spellStart"/>
-      <w:r>
-        <w:t>shop_view</w:t>
-      </w:r>
-      <w:bookmarkEnd w:id="24"/>
-      <w:proofErr w:type="spellEnd"/>
-    </w:p>
-    <w:p/>
-    <w:p>
-      <w:pPr>
-        <w:pStyle w:val="Heading3"/>
-      </w:pPr>
-      <w:bookmarkStart w:id="25" w:name="_Toc242662391"/>
-      <w:proofErr w:type="spellStart"/>
-      <w:r>
-        <w:t>shop_purchase</w:t>
-      </w:r>
-      <w:bookmarkEnd w:id="25"/>
-      <w:proofErr w:type="spellEnd"/>
-    </w:p>
-    <w:p/>
-    <w:p>
-      <w:pPr>
-        <w:pStyle w:val="Heading2"/>
-      </w:pPr>
-      <w:bookmarkStart w:id="26" w:name="_Toc242662392"/>
+      <w:bookmarkStart w:id="37" w:name="_Toc243011971"/>
       <w:r>
         <w:lastRenderedPageBreak/>
-        <w:t>Game Engine</w:t>
-      </w:r>
-      <w:bookmarkEnd w:id="26"/>
-    </w:p>
-    <w:p>
-      <w:pPr>
-        <w:pStyle w:val="Heading3"/>
-      </w:pPr>
-      <w:bookmarkStart w:id="27" w:name="_Toc242662393"/>
-      <w:proofErr w:type="spellStart"/>
-      <w:r>
-        <w:t>game_generate_cave</w:t>
-      </w:r>
-      <w:bookmarkEnd w:id="27"/>
-      <w:proofErr w:type="spellEnd"/>
-    </w:p>
-    <w:p/>
-    <w:p>
-      <w:pPr>
-        <w:pStyle w:val="Heading3"/>
-      </w:pPr>
-      <w:bookmarkStart w:id="28" w:name="_Toc242662394"/>
-      <w:proofErr w:type="spellStart"/>
-      <w:r>
-        <w:t>game_process_tick</w:t>
-      </w:r>
-      <w:bookmarkEnd w:id="28"/>
-      <w:proofErr w:type="spellEnd"/>
-    </w:p>
-    <w:p>
-      <w:r>
-        <w:t xml:space="preserve">The ticks are handled by a scheduled event that fires every second. This is responsible for </w:t>
-      </w:r>
-      <w:proofErr w:type="spellStart"/>
-      <w:r>
-        <w:t>npc</w:t>
-      </w:r>
-      <w:proofErr w:type="spellEnd"/>
-      <w:r>
-        <w:t xml:space="preserve"> actions,</w:t>
-      </w:r>
-      <w:r>
-        <w:t xml:space="preserve"> effect timings, and probably a few more things I’ll be adding later but don’t know yet.</w:t>
-      </w:r>
-    </w:p>
-    <w:p>
-      <w:pPr>
-        <w:pStyle w:val="Heading3"/>
-      </w:pPr>
-      <w:bookmarkStart w:id="29" w:name="_Toc242662395"/>
-      <w:proofErr w:type="spellStart"/>
-      <w:r>
-        <w:t>game_process_npc</w:t>
-      </w:r>
-      <w:bookmarkEnd w:id="29"/>
-      <w:proofErr w:type="spellEnd"/>
-    </w:p>
-    <w:p/>
-    <w:p>
-      <w:pPr>
-        <w:pStyle w:val="Heading3"/>
-      </w:pPr>
-      <w:bookmarkStart w:id="30" w:name="_Toc242662396"/>
-      <w:proofErr w:type="spellStart"/>
-      <w:r>
-        <w:t>game_populate_room_layout</w:t>
-      </w:r>
-      <w:bookmarkEnd w:id="30"/>
-      <w:proofErr w:type="spellEnd"/>
-    </w:p>
-    <w:p>
-      <w:r>
-        <w:t>T</w:t>
-      </w:r>
-      <w:r>
-        <w:t xml:space="preserve">his is the interpretation </w:t>
-      </w:r>
-      <w:r>
-        <w:t>procedure that allows ascii representations of maps to be used as templates, translating symbols to tile entities with connected spawn tables.</w:t>
-      </w:r>
-    </w:p>
-    <w:p>
-      <w:pPr>
-        <w:pStyle w:val="Heading3"/>
-      </w:pPr>
-      <w:bookmarkStart w:id="31" w:name="_Toc242662397"/>
-      <w:proofErr w:type="spellStart"/>
-      <w:r>
-        <w:t>g</w:t>
-      </w:r>
-      <w:r>
-        <w:t>ame_populate_room_entitie</w:t>
-      </w:r>
-      <w:r>
-        <w:t>s</w:t>
-      </w:r>
-      <w:bookmarkEnd w:id="31"/>
-      <w:proofErr w:type="spellEnd"/>
-    </w:p>
-    <w:p>
-      <w:r>
-        <w:t>When rooms are instantiated, they need to be populated with entities from their spawn tables. These spawn tables include weights which need to be calculated to determine the chance of each entity spawning.</w:t>
-      </w:r>
-    </w:p>
-    <w:p>
-      <w:r>
-        <w:t xml:space="preserve">This procedure grew enormously complicated and involved several </w:t>
-      </w:r>
-      <w:r>
-        <w:t xml:space="preserve">database features such as a cursor to cycle through each tile in the map template, as well as </w:t>
-      </w:r>
-      <w:r>
-        <w:t xml:space="preserve">several </w:t>
-      </w:r>
-      <w:r>
-        <w:t>rand</w:t>
-      </w:r>
-      <w:r>
-        <w:t xml:space="preserve">omness </w:t>
-      </w:r>
-      <w:r>
-        <w:t>functions to handle weighted chance</w:t>
-      </w:r>
-      <w:r>
-        <w:t>.</w:t>
-      </w:r>
-    </w:p>
-    <w:p>
-      <w:pPr>
-        <w:pStyle w:val="Heading3"/>
-      </w:pPr>
-      <w:bookmarkStart w:id="32" w:name="_Toc242662398"/>
-      <w:proofErr w:type="spellStart"/>
-      <w:r>
-        <w:t>game_end</w:t>
-      </w:r>
-      <w:bookmarkEnd w:id="32"/>
-      <w:proofErr w:type="spellEnd"/>
-    </w:p>
-    <w:p/>
-    <w:p>
-      <w:pPr>
-        <w:pStyle w:val="Heading2"/>
-      </w:pPr>
-      <w:bookmarkStart w:id="33" w:name="_Toc242662399"/>
-      <w:r>
-        <w:t>Score</w:t>
-      </w:r>
-      <w:bookmarkEnd w:id="33"/>
-    </w:p>
-    <w:p>
-      <w:pPr>
-        <w:pStyle w:val="Heading3"/>
-      </w:pPr>
-      <w:bookmarkStart w:id="34" w:name="_Toc242662400"/>
-      <w:proofErr w:type="spellStart"/>
-      <w:r>
-        <w:t>score_tally</w:t>
-      </w:r>
-      <w:bookmarkEnd w:id="34"/>
-      <w:proofErr w:type="spellEnd"/>
-    </w:p>
-    <w:p>
-      <w:pPr>
-        <w:pStyle w:val="Heading2"/>
-      </w:pPr>
-      <w:bookmarkStart w:id="35" w:name="_Toc242662401"/>
-      <w:r>
-        <w:t>Debug</w:t>
-      </w:r>
-      <w:bookmarkEnd w:id="35"/>
-    </w:p>
-    <w:p>
-      <w:r>
-        <w:t>Several debug features were built for ongoing testing such as tools to view specific room</w:t>
-      </w:r>
-      <w:r>
-        <w:t>s. They are adjacent to administrative functions and thus can only be used by administrators.</w:t>
-      </w:r>
-    </w:p>
-    <w:p>
-      <w:pPr>
-        <w:pStyle w:val="Heading3"/>
-      </w:pPr>
-      <w:bookmarkStart w:id="36" w:name="_Toc242662402"/>
+        <w:t>debug_view_room</w:t>
+      </w:r>
+      <w:bookmarkEnd w:id="37"/>
+    </w:p>
+    <w:p>
       <w:r>
         <w:rPr>
           <w:noProof/>
         </w:rPr>
-        <w:lastRenderedPageBreak/>
         <mc:AlternateContent>
           <mc:Choice Requires="wps">
             <w:drawing>
-              <wp:anchor distT="45720" distB="45720" distL="114300" distR="114300" simplePos="0" relativeHeight="251660288" behindDoc="0" locked="0" layoutInCell="1" allowOverlap="1" wp14:anchorId="71C81889" wp14:editId="4CE2FDA4">
+              <wp:anchor distT="45720" distB="45720" distL="114300" distR="114300" simplePos="0" relativeHeight="251661312" behindDoc="0" locked="0" layoutInCell="1" allowOverlap="1" wp14:anchorId="671AB257" wp14:editId="28C673D2">
                 <wp:simplePos x="0" y="0"/>
                 <wp:positionH relativeFrom="column">
-                  <wp:posOffset>232564</wp:posOffset>
+                  <wp:posOffset>2114550</wp:posOffset>
                 </wp:positionH>
                 <wp:positionV relativeFrom="paragraph">
-                  <wp:posOffset>780947</wp:posOffset>
+                  <wp:posOffset>872490</wp:posOffset>
                 </wp:positionV>
-                <wp:extent cx="1818005" cy="2193290"/>
-                <wp:effectExtent l="0" t="0" r="10795" b="16510"/>
+                <wp:extent cx="2809240" cy="2198370"/>
+                <wp:effectExtent l="0" t="0" r="10160" b="11430"/>
+                <wp:wrapTopAndBottom/>
+                <wp:docPr id="787945746" name="Text Box 2"/>
+                <wp:cNvGraphicFramePr>
+                  <a:graphicFrameLocks xmlns:a="http://schemas.openxmlformats.org/drawingml/2006/main"/>
+                </wp:cNvGraphicFramePr>
+                <a:graphic xmlns:a="http://schemas.openxmlformats.org/drawingml/2006/main">
+                  <a:graphicData uri="http://schemas.microsoft.com/office/word/2010/wordprocessingShape">
+                    <wps:wsp>
+                      <wps:cNvSpPr txBox="1">
+                        <a:spLocks noChangeArrowheads="1"/>
+                      </wps:cNvSpPr>
+                      <wps:spPr bwMode="auto">
+                        <a:xfrm>
+                          <a:off x="0" y="0"/>
+                          <a:ext cx="2809240" cy="2198370"/>
+                        </a:xfrm>
+                        <a:prstGeom prst="rect">
+                          <a:avLst/>
+                        </a:prstGeom>
+                        <a:noFill/>
+                        <a:ln w="19050">
+                          <a:solidFill>
+                            <a:srgbClr val="FF0000"/>
+                          </a:solidFill>
+                          <a:miter lim="800000"/>
+                          <a:headEnd/>
+                          <a:tailEnd/>
+                        </a:ln>
+                      </wps:spPr>
+                      <wps:txbx>
+                        <w:txbxContent>
+                          <w:p>
+                            <w:pPr>
+                              <w:rPr>
+                                <w:color w:val="FF0000"/>
+                              </w:rPr>
+                            </w:pPr>
+                            <w:r>
+                              <w:rPr>
+                                <w:color w:val="FF0000"/>
+                              </w:rPr>
+                              <w:t>Live entity data</w:t>
+                            </w:r>
+                          </w:p>
+                        </w:txbxContent>
+                      </wps:txbx>
+                      <wps:bodyPr rot="0" vert="horz" wrap="square" lIns="91440" tIns="45720" rIns="91440" bIns="45720" anchor="t" anchorCtr="0">
+                        <a:noAutofit/>
+                      </wps:bodyPr>
+                    </wps:wsp>
+                  </a:graphicData>
+                </a:graphic>
+                <wp14:sizeRelH relativeFrom="margin">
+                  <wp14:pctWidth>0</wp14:pctWidth>
+                </wp14:sizeRelH>
+                <wp14:sizeRelV relativeFrom="margin">
+                  <wp14:pctHeight>0</wp14:pctHeight>
+                </wp14:sizeRelV>
+              </wp:anchor>
+            </w:drawing>
+          </mc:Choice>
+          <mc:Fallback>
+            <w:pict>
+              <v:shapetype w14:anchorId="671AB257" id="_x0000_t202" coordsize="21600,21600" o:spt="202" path="m,l,21600r21600,l21600,xe">
+                <v:stroke joinstyle="miter"/>
+                <v:path gradientshapeok="t" o:connecttype="rect"/>
+              </v:shapetype>
+              <v:shape id="Text Box 2" o:spid="_x0000_s1026" type="#_x0000_t202" style="position:absolute;margin-left:166.5pt;margin-top:68.7pt;width:221.2pt;height:173.1pt;z-index:251661312;visibility:visible;mso-wrap-style:square;mso-width-percent:0;mso-height-percent:0;mso-wrap-distance-left:9pt;mso-wrap-distance-top:3.6pt;mso-wrap-distance-right:9pt;mso-wrap-distance-bottom:3.6pt;mso-position-horizontal:absolute;mso-position-horizontal-relative:text;mso-position-vertical:absolute;mso-position-vertical-relative:text;mso-width-percent:0;mso-height-percent:0;mso-width-relative:margin;mso-height-relative:margin;v-text-anchor:top" o:gfxdata="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" filled="f" strokecolor="red" strokeweight="1.5pt">
+                <v:textbox>
+                  <w:txbxContent>
+                    <w:p>
+                      <w:pPr>
+                        <w:rPr>
+                          <w:color w:val="FF0000"/>
+                        </w:rPr>
+                      </w:pPr>
+                      <w:r>
+                        <w:rPr>
+                          <w:color w:val="FF0000"/>
+                        </w:rPr>
+                        <w:t>Live entity data</w:t>
+                      </w:r>
+                    </w:p>
+                  </w:txbxContent>
+                </v:textbox>
+                <w10:wrap type="topAndBottom"/>
+              </v:shape>
+            </w:pict>
+          </mc:Fallback>
+        </mc:AlternateContent>
+      </w:r>
+      <w:r>
+        <w:rPr>
+          <w:noProof/>
+        </w:rPr>
+        <w:drawing>
+          <wp:anchor distT="0" distB="0" distL="114300" distR="114300" simplePos="0" relativeHeight="251659264" behindDoc="0" locked="0" layoutInCell="1" allowOverlap="1" wp14:anchorId="6ECDB06C" wp14:editId="115A11D6">
+            <wp:simplePos x="0" y="0"/>
+            <wp:positionH relativeFrom="margin">
+              <wp:posOffset>330835</wp:posOffset>
+            </wp:positionH>
+            <wp:positionV relativeFrom="paragraph">
+              <wp:posOffset>1143000</wp:posOffset>
+            </wp:positionV>
+            <wp:extent cx="4540250" cy="1855470"/>
+            <wp:effectExtent l="0" t="0" r="0" b="0"/>
+            <wp:wrapTopAndBottom/>
+            <wp:docPr id="13911283" name="Picture 1"/>
+            <wp:cNvGraphicFramePr>
+              <a:graphicFrameLocks xmlns:a="http://schemas.openxmlformats.org/drawingml/2006/main" noChangeAspect="1"/>
+            </wp:cNvGraphicFramePr>
+            <a:graphic xmlns:a="http://schemas.openxmlformats.org/drawingml/2006/main">
+              <a:graphicData uri="http://schemas.openxmlformats.org/drawingml/2006/picture">
+                <pic:pic xmlns:pic="http://schemas.openxmlformats.org/drawingml/2006/picture">
+                  <pic:nvPicPr>
+                    <pic:cNvPr id="13911283" name=""/>
+                    <pic:cNvPicPr/>
+                  </pic:nvPicPr>
+                  <pic:blipFill>
+                    <a:blip r:embed="rId6">
+                      <a:extLst>
+                        <a:ext uri="{28A0092B-C50C-407E-A947-70E740481C1C}">
+                          <a14:useLocalDpi xmlns:a14="http://schemas.microsoft.com/office/drawing/2010/main" val="0"/>
+                        </a:ext>
+                      </a:extLst>
+                    </a:blip>
+                    <a:stretch>
+                      <a:fillRect/>
+                    </a:stretch>
+                  </pic:blipFill>
+                  <pic:spPr>
+                    <a:xfrm>
+                      <a:off x="0" y="0"/>
+                      <a:ext cx="4540250" cy="1855470"/>
+                    </a:xfrm>
+                    <a:prstGeom prst="rect">
+                      <a:avLst/>
+                    </a:prstGeom>
+                  </pic:spPr>
+                </pic:pic>
+              </a:graphicData>
+            </a:graphic>
+            <wp14:sizeRelH relativeFrom="margin">
+              <wp14:pctWidth>0</wp14:pctWidth>
+            </wp14:sizeRelH>
+            <wp14:sizeRelV relativeFrom="margin">
+              <wp14:pctHeight>0</wp14:pctHeight>
+            </wp14:sizeRelV>
+          </wp:anchor>
+        </w:drawing>
+      </w:r>
+      <w:r>
+        <w:rPr>
+          <w:noProof/>
+        </w:rPr>
+        <mc:AlternateContent>
+          <mc:Choice Requires="wps">
+            <w:drawing>
+              <wp:anchor distT="45720" distB="45720" distL="114300" distR="114300" simplePos="0" relativeHeight="251660288" behindDoc="0" locked="0" layoutInCell="1" allowOverlap="1" wp14:anchorId="71C81889" wp14:editId="5CD0D9CA">
+                <wp:simplePos x="0" y="0"/>
+                <wp:positionH relativeFrom="column">
+                  <wp:posOffset>232410</wp:posOffset>
+                </wp:positionH>
+                <wp:positionV relativeFrom="paragraph">
+                  <wp:posOffset>873125</wp:posOffset>
+                </wp:positionV>
+                <wp:extent cx="1844040" cy="2193290"/>
+                <wp:effectExtent l="0" t="0" r="22860" b="16510"/>
                 <wp:wrapTopAndBottom/>
                 <wp:docPr id="217" name="Text Box 2"/>
                 <wp:cNvGraphicFramePr>
@@ -4114,7 +4846,7 @@
                       <wps:spPr bwMode="auto">
                         <a:xfrm>
                           <a:off x="0" y="0"/>
-                          <a:ext cx="1818005" cy="2193290"/>
+                          <a:ext cx="1844040" cy="2193290"/>
                         </a:xfrm>
                         <a:prstGeom prst="rect">
                           <a:avLst/>
@@ -4163,11 +4895,7 @@
           </mc:Choice>
           <mc:Fallback>
             <w:pict>
-              <v:shapetype w14:anchorId="71C81889" id="_x0000_t202" coordsize="21600,21600" o:spt="202" path="m,l,21600r21600,l21600,xe">
-                <v:stroke joinstyle="miter"/>
-                <v:path gradientshapeok="t" o:connecttype="rect"/>
-              </v:shapetype>
-              <v:shape id="Text Box 2" o:spid="_x0000_s1026" type="#_x0000_t202" style="position:absolute;margin-left:18.3pt;margin-top:61.5pt;width:143.15pt;height:172.7pt;z-index:251660288;visibility:visible;mso-wrap-style:square;mso-width-percent:0;mso-height-percent:0;mso-wrap-distance-left:9pt;mso-wrap-distance-top:3.6pt;mso-wrap-distance-right:9pt;mso-wrap-distance-bottom:3.6pt;mso-position-horizontal:absolute;mso-position-horizontal-relative:text;mso-position-vertical:absolute;mso-position-vertical-relative:text;mso-width-percent:0;mso-height-percent:0;mso-width-relative:margin;mso-height-relative:margin;v-text-anchor:top" o:gfxdata="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" filled="f" strokecolor="red" strokeweight="1.5pt">
+              <v:shape w14:anchorId="71C81889" id="_x0000_s1027" type="#_x0000_t202" style="position:absolute;margin-left:18.3pt;margin-top:68.75pt;width:145.2pt;height:172.7pt;z-index:251660288;visibility:visible;mso-wrap-style:square;mso-width-percent:0;mso-height-percent:0;mso-wrap-distance-left:9pt;mso-wrap-distance-top:3.6pt;mso-wrap-distance-right:9pt;mso-wrap-distance-bottom:3.6pt;mso-position-horizontal:absolute;mso-position-horizontal-relative:text;mso-position-vertical:absolute;mso-position-vertical-relative:text;mso-width-percent:0;mso-height-percent:0;mso-width-relative:margin;mso-height-relative:margin;v-text-anchor:top" o:gfxdata="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" filled="f" strokecolor="red" strokeweight="1.5pt">
                 <v:textbox>
                   <w:txbxContent>
                     <w:p>
@@ -4192,277 +4920,419 @@
         </mc:AlternateContent>
       </w:r>
       <w:r>
+        <w:t xml:space="preserve"> </w:t>
+      </w:r>
+      <w:r>
+        <w:t xml:space="preserve">view room is used in several testing functions to view the state of </w:t>
+      </w:r>
+      <w:r>
+        <w:t xml:space="preserve">room entities such as a new lobby. </w:t>
+      </w:r>
+      <w:r>
+        <w:t xml:space="preserve">It was eventually modified into a </w:t>
+      </w:r>
+      <w:r>
+        <w:t>more formal room_get function for the front end to see the room</w:t>
+      </w:r>
+    </w:p>
+    <w:p>
+      <w:pPr>
+        <w:pStyle w:val="Heading2"/>
+      </w:pPr>
+      <w:bookmarkStart w:id="38" w:name="_Toc243011972"/>
+      <w:r>
+        <w:t>Administration</w:t>
+      </w:r>
+      <w:bookmarkEnd w:id="38"/>
+    </w:p>
+    <w:p>
+      <w:pPr>
+        <w:pStyle w:val="Heading3"/>
+      </w:pPr>
+      <w:bookmarkStart w:id="39" w:name="_Toc243011973"/>
+      <w:r>
+        <w:t>admin_view_games</w:t>
+      </w:r>
+      <w:bookmarkEnd w:id="39"/>
+    </w:p>
+    <w:p>
+      <w:pPr>
+        <w:pStyle w:val="Heading3"/>
+      </w:pPr>
+      <w:bookmarkStart w:id="40" w:name="_Toc243011974"/>
+      <w:r>
+        <w:t>admin_end_game</w:t>
+      </w:r>
+      <w:bookmarkEnd w:id="40"/>
+    </w:p>
+    <w:p>
+      <w:pPr>
+        <w:pStyle w:val="Heading3"/>
+      </w:pPr>
+      <w:bookmarkStart w:id="41" w:name="_Toc243011975"/>
+      <w:r>
+        <w:t>admin_view_accounts</w:t>
+      </w:r>
+      <w:bookmarkEnd w:id="41"/>
+    </w:p>
+    <w:p>
+      <w:r>
+        <w:t xml:space="preserve">Instead of specific administrator </w:t>
+      </w:r>
+      <w:r>
+        <w:t>procedures</w:t>
+      </w:r>
+      <w:r>
+        <w:t xml:space="preserve">, this iteration </w:t>
+      </w:r>
+      <w:r>
+        <w:t xml:space="preserve">uses the same gameplay </w:t>
+      </w:r>
+      <w:r>
+        <w:t xml:space="preserve">procedures </w:t>
+      </w:r>
+      <w:r>
+        <w:t xml:space="preserve">to perform actions. Games can be ended with the same </w:t>
+      </w:r>
+      <w:r>
+        <w:t>game_</w:t>
+      </w:r>
+      <w:r>
+        <w:t xml:space="preserve">end </w:t>
+      </w:r>
+      <w:r>
+        <w:t>procedure</w:t>
+      </w:r>
+      <w:r>
+        <w:t>.</w:t>
+      </w:r>
+    </w:p>
+    <w:p>
+      <w:pPr>
+        <w:pStyle w:val="Heading1"/>
+      </w:pPr>
+      <w:bookmarkStart w:id="42" w:name="_Toc243011976"/>
+      <w:r>
+        <w:t>C# Data Access Objects</w:t>
+      </w:r>
+      <w:bookmarkEnd w:id="42"/>
+    </w:p>
+    <w:p>
+      <w:pPr>
+        <w:pStyle w:val="Heading2"/>
+      </w:pPr>
+      <w:bookmarkStart w:id="43" w:name="_Toc243011977"/>
+      <w:r>
+        <w:t>User</w:t>
+      </w:r>
+      <w:r>
+        <w:t>DAO</w:t>
+      </w:r>
+      <w:bookmarkEnd w:id="43"/>
+    </w:p>
+    <w:p>
+      <w:r>
+        <w:t xml:space="preserve">The userDAO had used hardcoded SQL in the </w:t>
+      </w:r>
+      <w:r>
+        <w:t>C# script originally. It’s been overhauled to instead use the database defined procedures.</w:t>
+      </w:r>
+      <w:r>
+        <w:t xml:space="preserve"> </w:t>
+      </w:r>
+      <w:r>
+        <w:t xml:space="preserve"> </w:t>
+      </w:r>
+      <w:r>
+        <w:t xml:space="preserve">All procedures from the SQL </w:t>
+      </w:r>
+      <w:r>
+        <w:t xml:space="preserve">definition need to be wrapped in </w:t>
+      </w:r>
+      <w:r>
+        <w:t>similar functions that handle errors and cleanly manage the connection to the database.</w:t>
+      </w:r>
+    </w:p>
+    <w:p>
+      <w:pPr>
+        <w:pStyle w:val="Heading2"/>
+      </w:pPr>
+      <w:bookmarkStart w:id="44" w:name="_Toc243011978"/>
+      <w:r>
+        <w:t>CharacterDAO</w:t>
+      </w:r>
+      <w:bookmarkEnd w:id="44"/>
+    </w:p>
+    <w:p>
+      <w:r>
+        <w:t>The character</w:t>
+      </w:r>
+      <w:r>
+        <w:t xml:space="preserve"> DAO</w:t>
+      </w:r>
+      <w:r>
+        <w:t xml:space="preserve"> </w:t>
+      </w:r>
+      <w:r>
+        <w:t>makes use of</w:t>
+      </w:r>
+      <w:r>
+        <w:t xml:space="preserve"> </w:t>
+      </w:r>
+      <w:r>
+        <w:t xml:space="preserve">an adapter to place the data in a </w:t>
+      </w:r>
+      <w:r>
+        <w:t>D</w:t>
+      </w:r>
+      <w:r>
+        <w:t>ata</w:t>
+      </w:r>
+      <w:r>
+        <w:t xml:space="preserve"> T</w:t>
+      </w:r>
+      <w:r>
+        <w:t>able for the GUI to read. This is used to populate the list of characters owned by the player.</w:t>
+      </w:r>
+    </w:p>
+    <w:p/>
+    <w:p>
+      <w:pPr>
+        <w:pStyle w:val="Heading1"/>
+      </w:pPr>
+      <w:bookmarkStart w:id="45" w:name="_Toc243011979"/>
+      <w:r>
+        <w:lastRenderedPageBreak/>
+        <w:t>GUI Implementation</w:t>
+      </w:r>
+      <w:bookmarkEnd w:id="45"/>
+    </w:p>
+    <w:p>
+      <w:r>
+        <w:t xml:space="preserve">The Client </w:t>
+      </w:r>
+      <w:r>
+        <w:t>software</w:t>
+      </w:r>
+      <w:r>
+        <w:t xml:space="preserve"> was developed as a windows form application.</w:t>
+      </w:r>
+    </w:p>
+    <w:p>
+      <w:r>
+        <w:t>The account management uses a typical pair of login and registration forms.</w:t>
+      </w:r>
+      <w:r>
+        <w:t xml:space="preserve"> I’ve made use of many message boxes for confirmation and </w:t>
+      </w:r>
+      <w:r>
+        <w:t xml:space="preserve">validation messages, as it saves me making </w:t>
+      </w:r>
+      <w:r>
+        <w:t>more forms.</w:t>
+      </w:r>
+    </w:p>
+    <w:p>
+      <w:r>
+        <w:t>Once logged in, the character select menu has a few important things. First, the settings menu, another form that can be used to update account information such as the email or password, as well as delete the entire account.</w:t>
+      </w:r>
+      <w:r>
+        <w:t xml:space="preserve"> Besides the settings is a list of all player characters and a button to make a new one. The list is a </w:t>
+      </w:r>
+      <w:r>
+        <w:t>Flow Layout Panel</w:t>
+      </w:r>
+      <w:r>
+        <w:t xml:space="preserve"> </w:t>
+      </w:r>
+      <w:r>
+        <w:t xml:space="preserve">that I can feed query data into to populate with </w:t>
+      </w:r>
+      <w:r>
+        <w:t xml:space="preserve">a control I made: CtrlCharacter, which holds a name, and two buttons. One, to play as the character, and one to delete the character. Both deleting character and account use a confirmation </w:t>
+      </w:r>
+      <w:r>
+        <w:t>message box</w:t>
+      </w:r>
+      <w:r>
+        <w:t xml:space="preserve"> </w:t>
+      </w:r>
+      <w:r>
+        <w:t>to prevent misclicks.</w:t>
+      </w:r>
+    </w:p>
+    <w:p>
+      <w:r>
+        <w:t xml:space="preserve">Playing as a character opens the game form, which includes the game board, character information, party information, </w:t>
+      </w:r>
+      <w:r>
+        <w:t>chat, inventory and controls.</w:t>
+      </w:r>
+      <w:r>
+        <w:t xml:space="preserve"> Besides the numerous buttons, </w:t>
+      </w:r>
+      <w:r>
+        <w:t>the keyboard can also be used to input commands.</w:t>
+      </w:r>
+    </w:p>
+    <w:p>
+      <w:r>
+        <w:t xml:space="preserve">In order to prevent a hung process. Each form had to be configured with </w:t>
+      </w:r>
+      <w:r>
+        <w:t>a closing function that used the logout procedures.</w:t>
+      </w:r>
+      <w:r>
+        <w:t xml:space="preserve"> This takes the user back through each form from game to character to login instead of simply closing the entire program.</w:t>
+      </w:r>
+    </w:p>
+    <w:p>
+      <w:r>
+        <w:t xml:space="preserve">Refreshing the game board every second or when moving was becoming unbearable, so I spent some time building a system that compares the </w:t>
+      </w:r>
+      <w:r>
+        <w:t>newly received room data with the previous, and only updates anything that has changed.</w:t>
+      </w:r>
+    </w:p>
+    <w:p>
+      <w:r>
+        <w:t xml:space="preserve">I was unable to solve the sorting of images, and so entity id determines placement. Dropping an item will place it over the player image. </w:t>
+      </w:r>
+      <w:r>
+        <w:t>Doorways that appear also are drawn over a player that walks over them. In the next iteration a method for sorting entities correctly will be implemented.</w:t>
+      </w:r>
+    </w:p>
+    <w:p>
+      <w:pPr>
+        <w:pStyle w:val="Heading1"/>
+      </w:pPr>
+      <w:bookmarkStart w:id="46" w:name="_Toc243011980"/>
+      <w:r>
+        <w:t>Testing</w:t>
+      </w:r>
+      <w:bookmarkEnd w:id="46"/>
+    </w:p>
+    <w:p>
+      <w:r>
+        <w:t>Two</w:t>
+      </w:r>
+      <w:r>
+        <w:t xml:space="preserve"> database driven test set</w:t>
+      </w:r>
+      <w:r>
+        <w:t>s</w:t>
+      </w:r>
+      <w:r>
+        <w:t xml:space="preserve"> </w:t>
+      </w:r>
+      <w:r>
+        <w:t>are</w:t>
+      </w:r>
+      <w:r>
+        <w:t xml:space="preserve"> contained in the </w:t>
+      </w:r>
+      <w:r>
+        <w:t xml:space="preserve">SQL. </w:t>
+      </w:r>
+      <w:r>
+        <w:t>They are</w:t>
+      </w:r>
+      <w:r>
+        <w:t xml:space="preserve"> commented out so that it doesn’t cause performance issues when running the entire script. </w:t>
+      </w:r>
+      <w:r>
+        <w:t xml:space="preserve">It runs through every requirement </w:t>
+      </w:r>
+      <w:r>
+        <w:t xml:space="preserve">and performs the relevant database action. </w:t>
+      </w:r>
+    </w:p>
+    <w:p>
+      <w:r>
+        <w:t>Phase one includes account, character, and party management, as well as simple gameplay systems such as the inventory and items.</w:t>
+      </w:r>
+      <w:r>
+        <w:t xml:space="preserve"> Phase 1 ends with a game starting. </w:t>
+      </w:r>
+      <w:r>
+        <w:t xml:space="preserve"> </w:t>
+      </w:r>
+      <w:r>
+        <w:t xml:space="preserve">Phase 2 contains testing calls to enter the cave generated for the game, pick up an item and return to receive points. </w:t>
+      </w:r>
+    </w:p>
+    <w:p>
+      <w:r>
+        <w:lastRenderedPageBreak/>
+        <w:t>Maintaining this set of tests was a critical part of development</w:t>
+      </w:r>
+      <w:r>
+        <w:t xml:space="preserve">. Since the game systems are all interconnected, each change to the codebase could have </w:t>
+      </w:r>
+      <w:r>
+        <w:t xml:space="preserve">unforeseen consequences. Running the full set of tests </w:t>
+      </w:r>
+      <w:r>
+        <w:t xml:space="preserve">as part of every step of development mirrors a CI CD pipeline where automated testing is carried out against all updates to the codebase. </w:t>
+      </w:r>
+    </w:p>
+    <w:p>
+      <w:pPr>
+        <w:pStyle w:val="Heading1"/>
+      </w:pPr>
+      <w:bookmarkStart w:id="47" w:name="_Toc243011981"/>
+      <w:r>
+        <w:t>References</w:t>
+      </w:r>
+      <w:bookmarkEnd w:id="47"/>
+    </w:p>
+    <w:p>
+      <w:pPr>
+        <w:pStyle w:val="Bibliography"/>
+      </w:pPr>
+      <w:r>
+        <w:fldChar w:fldCharType="begin"/>
+      </w:r>
+      <w:r>
+        <w:instrText xml:space="preserve"> ADDIN ZOTERO_BIBL {"uncited":[],"omitted":[],"custom":[]} CSL_BIBLIOGRAPHY </w:instrText>
+      </w:r>
+      <w:r>
+        <w:fldChar w:fldCharType="separate"/>
+      </w:r>
+      <w:r>
+        <w:t xml:space="preserve">Raghunathan, P. (2026, July 11). </w:t>
+      </w:r>
+      <w:r>
         <w:rPr>
-          <w:noProof/>
+          <w:i/>
+          <w:iCs/>
         </w:rPr>
-        <mc:AlternateContent>
-          <mc:Choice Requires="wps">
-            <w:drawing>
-              <wp:anchor distT="45720" distB="45720" distL="114300" distR="114300" simplePos="0" relativeHeight="251661312" behindDoc="0" locked="0" layoutInCell="1" allowOverlap="1" wp14:anchorId="671AB257" wp14:editId="5DDAB5B8">
-                <wp:simplePos x="0" y="0"/>
-                <wp:positionH relativeFrom="column">
-                  <wp:posOffset>2092960</wp:posOffset>
-                </wp:positionH>
-                <wp:positionV relativeFrom="paragraph">
-                  <wp:posOffset>780415</wp:posOffset>
-                </wp:positionV>
-                <wp:extent cx="2832100" cy="2198370"/>
-                <wp:effectExtent l="0" t="0" r="25400" b="11430"/>
-                <wp:wrapTopAndBottom/>
-                <wp:docPr id="787945746" name="Text Box 2"/>
-                <wp:cNvGraphicFramePr>
-                  <a:graphicFrameLocks xmlns:a="http://schemas.openxmlformats.org/drawingml/2006/main"/>
-                </wp:cNvGraphicFramePr>
-                <a:graphic xmlns:a="http://schemas.openxmlformats.org/drawingml/2006/main">
-                  <a:graphicData uri="http://schemas.microsoft.com/office/word/2010/wordprocessingShape">
-                    <wps:wsp>
-                      <wps:cNvSpPr txBox="1">
-                        <a:spLocks noChangeArrowheads="1"/>
-                      </wps:cNvSpPr>
-                      <wps:spPr bwMode="auto">
-                        <a:xfrm>
-                          <a:off x="0" y="0"/>
-                          <a:ext cx="2832100" cy="2198370"/>
-                        </a:xfrm>
-                        <a:prstGeom prst="rect">
-                          <a:avLst/>
-                        </a:prstGeom>
-                        <a:noFill/>
-                        <a:ln w="19050">
-                          <a:solidFill>
-                            <a:srgbClr val="FF0000"/>
-                          </a:solidFill>
-                          <a:miter lim="800000"/>
-                          <a:headEnd/>
-                          <a:tailEnd/>
-                        </a:ln>
-                      </wps:spPr>
-                      <wps:txbx>
-                        <w:txbxContent>
-                          <w:p>
-                            <w:pPr>
-                              <w:rPr>
-                                <w:color w:val="FF0000"/>
-                              </w:rPr>
-                            </w:pPr>
-                            <w:r>
-                              <w:rPr>
-                                <w:color w:val="FF0000"/>
-                              </w:rPr>
-                              <w:t>Live entity data</w:t>
-                            </w:r>
-                          </w:p>
-                        </w:txbxContent>
-                      </wps:txbx>
-                      <wps:bodyPr rot="0" vert="horz" wrap="square" lIns="91440" tIns="45720" rIns="91440" bIns="45720" anchor="t" anchorCtr="0">
-                        <a:noAutofit/>
-                      </wps:bodyPr>
-                    </wps:wsp>
-                  </a:graphicData>
-                </a:graphic>
-                <wp14:sizeRelH relativeFrom="margin">
-                  <wp14:pctWidth>0</wp14:pctWidth>
-                </wp14:sizeRelH>
-                <wp14:sizeRelV relativeFrom="margin">
-                  <wp14:pctHeight>0</wp14:pctHeight>
-                </wp14:sizeRelV>
-              </wp:anchor>
-            </w:drawing>
-          </mc:Choice>
-          <mc:Fallback>
-            <w:pict>
-              <v:shape w14:anchorId="671AB257" id="_x0000_s1027" type="#_x0000_t202" style="position:absolute;margin-left:164.8pt;margin-top:61.45pt;width:223pt;height:173.1pt;z-index:251661312;visibility:visible;mso-wrap-style:square;mso-width-percent:0;mso-height-percent:0;mso-wrap-distance-left:9pt;mso-wrap-distance-top:3.6pt;mso-wrap-distance-right:9pt;mso-wrap-distance-bottom:3.6pt;mso-position-horizontal:absolute;mso-position-horizontal-relative:text;mso-position-vertical:absolute;mso-position-vertical-relative:text;mso-width-percent:0;mso-height-percent:0;mso-width-relative:margin;mso-height-relative:margin;v-text-anchor:top" o:gfxdata="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" filled="f" strokecolor="red" strokeweight="1.5pt">
-                <v:textbox>
-                  <w:txbxContent>
-                    <w:p>
-                      <w:pPr>
-                        <w:rPr>
-                          <w:color w:val="FF0000"/>
-                        </w:rPr>
-                      </w:pPr>
-                      <w:r>
-                        <w:rPr>
-                          <w:color w:val="FF0000"/>
-                        </w:rPr>
-                        <w:t>Live entity data</w:t>
-                      </w:r>
-                    </w:p>
-                  </w:txbxContent>
-                </v:textbox>
-                <w10:wrap type="topAndBottom"/>
-              </v:shape>
-            </w:pict>
-          </mc:Fallback>
-        </mc:AlternateContent>
-      </w:r>
-      <w:proofErr w:type="spellStart"/>
-      <w:r>
-        <w:t>debug_view_room</w:t>
-      </w:r>
-      <w:bookmarkEnd w:id="36"/>
-      <w:proofErr w:type="spellEnd"/>
-    </w:p>
-    <w:p>
-      <w:r>
-        <w:drawing>
-          <wp:anchor distT="0" distB="0" distL="114300" distR="114300" simplePos="0" relativeHeight="251659264" behindDoc="0" locked="0" layoutInCell="1" allowOverlap="1" wp14:anchorId="6ECDB06C" wp14:editId="10E0128D">
-            <wp:simplePos x="0" y="0"/>
-            <wp:positionH relativeFrom="margin">
-              <wp:posOffset>331077</wp:posOffset>
-            </wp:positionH>
-            <wp:positionV relativeFrom="paragraph">
-              <wp:posOffset>749778</wp:posOffset>
-            </wp:positionV>
-            <wp:extent cx="4540250" cy="1855470"/>
-            <wp:effectExtent l="0" t="0" r="0" b="0"/>
-            <wp:wrapTopAndBottom/>
-            <wp:docPr id="13911283" name="Picture 1"/>
-            <wp:cNvGraphicFramePr>
-              <a:graphicFrameLocks xmlns:a="http://schemas.openxmlformats.org/drawingml/2006/main" noChangeAspect="1"/>
-            </wp:cNvGraphicFramePr>
-            <a:graphic xmlns:a="http://schemas.openxmlformats.org/drawingml/2006/main">
-              <a:graphicData uri="http://schemas.openxmlformats.org/drawingml/2006/picture">
-                <pic:pic xmlns:pic="http://schemas.openxmlformats.org/drawingml/2006/picture">
-                  <pic:nvPicPr>
-                    <pic:cNvPr id="13911283" name=""/>
-                    <pic:cNvPicPr/>
-                  </pic:nvPicPr>
-                  <pic:blipFill>
-                    <a:blip r:embed="rId6">
-                      <a:extLst>
-                        <a:ext uri="{28A0092B-C50C-407E-A947-70E740481C1C}">
-                          <a14:useLocalDpi xmlns:a14="http://schemas.microsoft.com/office/drawing/2010/main" val="0"/>
-                        </a:ext>
-                      </a:extLst>
-                    </a:blip>
-                    <a:stretch>
-                      <a:fillRect/>
-                    </a:stretch>
-                  </pic:blipFill>
-                  <pic:spPr>
-                    <a:xfrm>
-                      <a:off x="0" y="0"/>
-                      <a:ext cx="4540250" cy="1855470"/>
-                    </a:xfrm>
-                    <a:prstGeom prst="rect">
-                      <a:avLst/>
-                    </a:prstGeom>
-                  </pic:spPr>
-                </pic:pic>
-              </a:graphicData>
-            </a:graphic>
-            <wp14:sizeRelH relativeFrom="margin">
-              <wp14:pctWidth>0</wp14:pctWidth>
-            </wp14:sizeRelH>
-            <wp14:sizeRelV relativeFrom="margin">
-              <wp14:pctHeight>0</wp14:pctHeight>
-            </wp14:sizeRelV>
-          </wp:anchor>
-        </w:drawing>
-      </w:r>
-      <w:r>
-        <w:t xml:space="preserve"> </w:t>
-      </w:r>
-      <w:r>
-        <w:t xml:space="preserve">view room is used in several testing functions to view the state of </w:t>
-      </w:r>
-      <w:r>
-        <w:t xml:space="preserve">room entities such as a new lobby. </w:t>
-      </w:r>
-    </w:p>
-    <w:p>
-      <w:pPr>
-        <w:pStyle w:val="Heading2"/>
-      </w:pPr>
-      <w:bookmarkStart w:id="37" w:name="_Toc242662403"/>
-      <w:r>
-        <w:t>Administration</w:t>
-      </w:r>
-      <w:bookmarkEnd w:id="37"/>
-    </w:p>
-    <w:p>
-      <w:pPr>
-        <w:pStyle w:val="Heading3"/>
-      </w:pPr>
-      <w:bookmarkStart w:id="38" w:name="_Toc242662404"/>
-      <w:proofErr w:type="spellStart"/>
-      <w:r>
-        <w:t>admin_view_games</w:t>
-      </w:r>
-      <w:bookmarkEnd w:id="38"/>
-      <w:proofErr w:type="spellEnd"/>
-    </w:p>
-    <w:p/>
-    <w:p>
-      <w:pPr>
-        <w:pStyle w:val="Heading3"/>
-      </w:pPr>
-      <w:bookmarkStart w:id="39" w:name="_Toc242662405"/>
-      <w:proofErr w:type="spellStart"/>
-      <w:r>
-        <w:t>admin_end_game</w:t>
-      </w:r>
-      <w:bookmarkEnd w:id="39"/>
-      <w:proofErr w:type="spellEnd"/>
-    </w:p>
-    <w:p/>
-    <w:p>
-      <w:pPr>
-        <w:pStyle w:val="Heading3"/>
-      </w:pPr>
-      <w:bookmarkStart w:id="40" w:name="_Toc242662406"/>
-      <w:proofErr w:type="spellStart"/>
-      <w:r>
-        <w:t>admin_view_accounts</w:t>
-      </w:r>
-      <w:bookmarkEnd w:id="40"/>
-      <w:proofErr w:type="spellEnd"/>
-    </w:p>
-    <w:p/>
-    <w:p>
-      <w:pPr>
-        <w:pStyle w:val="Heading1"/>
-      </w:pPr>
-      <w:bookmarkStart w:id="41" w:name="_Toc242662407"/>
-      <w:r>
-        <w:t>C# Data Access Objects</w:t>
-      </w:r>
-      <w:bookmarkEnd w:id="41"/>
-    </w:p>
-    <w:p/>
-    <w:p>
-      <w:pPr>
-        <w:pStyle w:val="Heading1"/>
-      </w:pPr>
-      <w:bookmarkStart w:id="42" w:name="_Toc242662408"/>
-      <w:r>
-        <w:t>GUI Implementation</w:t>
-      </w:r>
-      <w:bookmarkEnd w:id="42"/>
-    </w:p>
-    <w:p/>
-    <w:p>
-      <w:pPr>
-        <w:pStyle w:val="Heading1"/>
-      </w:pPr>
-      <w:bookmarkStart w:id="43" w:name="_Toc242662409"/>
-      <w:r>
-        <w:t>Testing</w:t>
-      </w:r>
-      <w:bookmarkEnd w:id="43"/>
-    </w:p>
-    <w:p/>
-    <w:p>
-      <w:pPr>
-        <w:pStyle w:val="Heading1"/>
-      </w:pPr>
-      <w:bookmarkStart w:id="44" w:name="_Toc242662410"/>
-      <w:r>
-        <w:t>References</w:t>
-      </w:r>
-      <w:bookmarkEnd w:id="44"/>
-    </w:p>
-    <w:p/>
+        <w:t>CHAR(10) and CHAR(13) in SQL: Line Breaks and Carriage Returns Explained</w:t>
+      </w:r>
+      <w:r>
+        <w:t>. Unanswered. https://unanswered.io/guide/what-are-char-10-and-char-13-in-sql</w:t>
+      </w:r>
+    </w:p>
+    <w:p>
+      <w:pPr>
+        <w:pStyle w:val="Bibliography"/>
+      </w:pPr>
+      <w:r>
+        <w:rPr>
+          <w:i/>
+          <w:iCs/>
+        </w:rPr>
+        <w:t>Text to ASCII Art Generator (TAAG)</w:t>
+      </w:r>
+      <w:r>
+        <w:t>. (n.d.). Retrieved October 13, 2026, from https://patorjk.com/software/taag/</w:t>
+      </w:r>
+    </w:p>
+    <w:p>
+      <w:r>
+        <w:fldChar w:fldCharType="end"/>
+      </w:r>
+    </w:p>
     <w:sectPr>
       <w:pgSz w:w="11906" w:h="16838"/>
       <w:pgMar w:top="1440" w:right="1440" w:bottom="1440" w:left="1440" w:header="708" w:footer="708" w:gutter="0"/>
@@ -8500,6 +9370,18 @@
       <w:ind w:left="480"/>
     </w:pPr>
   </w:style>
+  <w:style w:type="paragraph" w:styleId="Bibliography">
+    <w:name w:val="Bibliography"/>
+    <w:basedOn w:val="Normal"/>
+    <w:next w:val="Normal"/>
+    <w:uiPriority w:val="37"/>
+    <w:unhideWhenUsed/>
+    <w:rsid w:val="009A779A"/>
+    <w:pPr>
+      <w:spacing w:after="0" w:line="480" w:lineRule="auto"/>
+      <w:ind w:left="720" w:hanging="720"/>
+    </w:pPr>
+  </w:style>
 </w:styles>
 </file>
 
